--- a/meta_agents/search_v2/outputs/Feedback4_Response.docx
+++ b/meta_agents/search_v2/outputs/Feedback4_Response.docx
@@ -47,7 +47,7 @@
           <w:sz w:val="20"/>
           <w:szCs w:val="20"/>
         </w:rPr>
-        <w:t xml:space="preserve">: Gopalani 2020(rec 500)을 원문대로 USCS(NPCR+SEER, unlinked)로 정정(원문 Methods: "We did not use [PRCDA] classifications"). IHS-linked 오분류를 제거.</w:t>
+        <w:t xml:space="preserve">: Gopalani 2020을 원문대로 USCS(NPCR+SEER, unlinked)로 정정(원문 Methods: "We did not use [PRCDA] classifications"). IHS-linked 오분류를 제거.</w:t>
       </w:r>
     </w:p>
     <w:p>
@@ -79,7 +79,7 @@
           <w:sz w:val="20"/>
           <w:szCs w:val="20"/>
         </w:rPr>
-        <w:t xml:space="preserve">: 진짜 IHS-PRCDA national 자료인 Melkonian 2019(rec 2510, breast RR 0.87 vs NHW, 원문 "Non-Hispanic white was chosen as the reference")가 AI/AN aggregate 대표가 됨. 0.56 → 0.87. 원문에 CI, case count가 없어 point estimate로 제시(근사 계산 안 함).</w:t>
+        <w:t xml:space="preserve">: 진짜 IHS-PRCDA national 자료인 Melkonian 2019(breast RR 0.87 vs NHW, 원문 "Non-Hispanic white was chosen as the reference")가 AI/AN aggregate 대표가 됨. 0.56 → 0.87. 원문에 CI, case count가 없어 point estimate로 제시(근사 계산 안 함).</w:t>
       </w:r>
     </w:p>
     <w:p>
@@ -143,7 +143,7 @@
           <w:sz w:val="20"/>
           <w:szCs w:val="20"/>
         </w:rPr>
-        <w:t xml:space="preserve">: Melkonian 2019에 Northern Plains 추정치(IHS-PRCDA, RR 1.05)가 있으므로, 현재 대표를 unlinked Watanabe-Galloway(0.90)에서 IHS-linked Melkonian(1.05)로 교체. "단일 연구뿐" 설명을 삭제(rec 461은 overlap으로 강등). Alaska(1.26), Southern Plains(1.30) 지역값도 추출표에 추가(각각 ANTR 1.09, Melkonian 2021 1.33 대표는 유지, Melkonian 2019는 overlap).</w:t>
+        <w:t xml:space="preserve">: Melkonian 2019에 Northern Plains 추정치(IHS-PRCDA, RR 1.05)가 있으므로, 현재 대표를 unlinked Watanabe-Galloway(0.90)에서 IHS-linked Melkonian(1.05)로 교체. "단일 연구뿐" 설명을 삭제(Watanabe-Galloway 2015은 overlap으로 강등). Alaska(1.26), Southern Plains(1.30) 지역값도 추출표에 추가(각각 ANTR 1.09, Melkonian 2021 1.33 대표는 유지, Melkonian 2019는 overlap).</w:t>
       </w:r>
     </w:p>
     <w:p>
@@ -175,7 +175,7 @@
           <w:sz w:val="20"/>
           <w:szCs w:val="20"/>
         </w:rPr>
-        <w:t xml:space="preserve">: rec 500이 unlinked가 되며 JBI Q7(race ascertainment) undercount → RoB Low 39→38, Moderate 9→10.</w:t>
+        <w:t xml:space="preserve">: Gopalani 2020이 unlinked가 되며 JBI Q7(race ascertainment) undercount → RoB Low 39→38, Moderate 9→10.</w:t>
       </w:r>
     </w:p>
     <w:p>
@@ -239,7 +239,7 @@
           <w:sz w:val="20"/>
           <w:szCs w:val="20"/>
         </w:rPr>
-        <w:t xml:space="preserve">: 재확인 중 rec 2510 period 2012-2016 → 2010-2015(Table 2) 오류도 정정.</w:t>
+        <w:t xml:space="preserve">: 재확인 중 Melkonian 2019 period 2012-2016 → 2010-2015(Table 2) 오류도 정정.</w:t>
       </w:r>
     </w:p>
     <w:p>
@@ -287,7 +287,7 @@
           <w:sz w:val="20"/>
           <w:szCs w:val="20"/>
         </w:rPr>
-        <w:t xml:space="preserve">: rec 134는 IHS-linked(CHSDA) AI/AN-vs-NHW breast RR + 95% CI를 IHS region별로 보고하는데 narrative-only로 오분류돼 있었음("overlaps AIAN cells"를 이유로 강등한 것이 오류 — overlap이면 quant 민감도 풀에 있어야 함). include-quant로 재분류하고 CHSDA 값 추출(national 0.63, Northern Plains 0.89, Southern Plains 0.89, Alaska 0.99, 모두 CI 있음). 최근 IHS-linked 값이 대표를 유지하고 Wingo는 overlap/sensitivity로 편입.</w:t>
+        <w:t xml:space="preserve">: Wingo 2008는 IHS-linked(CHSDA) AI/AN-vs-NHW breast RR + 95% CI를 IHS region별로 보고하는데 narrative-only로 오분류돼 있었음("overlaps AIAN cells"를 이유로 강등한 것이 오류 — overlap이면 quant 민감도 풀에 있어야 함). include-quant로 재분류하고 CHSDA 값 추출(national 0.63, Northern Plains 0.89, Southern Plains 0.89, Alaska 0.99, 모두 CI 있음). 최근 IHS-linked 값이 대표를 유지하고 Wingo는 overlap/sensitivity로 편입.</w:t>
       </w:r>
     </w:p>
     <w:p>
@@ -458,7 +458,7 @@
           <w:sz w:val="20"/>
           <w:szCs w:val="20"/>
         </w:rPr>
-        <w:t xml:space="preserve">(48편)으로 각 편의 비교군(NHW vs unstratified White), 관찰기간, 성별(여성 한정), 표준인구, 효과지표(IRR/SIR/rate)를 원문 대조.</w:t>
+        <w:t xml:space="preserve">(55편)으로 각 편의 비교군(NHW vs unstratified White), 관찰기간, 성별(여성 한정), 표준인구, 효과지표(IRR/SIR/rate)를 원문 대조.</w:t>
       </w:r>
     </w:p>
     <w:p>
@@ -575,7 +575,7 @@
           <w:sz w:val="20"/>
           <w:szCs w:val="20"/>
         </w:rPr>
-        <w:t xml:space="preserve">SIR 해석(Goggins rec 955)</w:t>
+        <w:t xml:space="preserve">SIR 해석(Goggins Goggins 2009)</w:t>
       </w:r>
       <w:r>
         <w:rPr>
@@ -618,7 +618,7 @@
           <w:sz w:val="20"/>
           <w:szCs w:val="20"/>
         </w:rPr>
-        <w:t xml:space="preserve">: rec 4333(Wilkinson) 원문 "1970 US standard" 명시인데 std_pop 누락 → 1970 US로; rec 265(Anderson) 원문 "2000 US" 명시인데 "std pop cancels"라 부정확 표기 → 2000 US로; rec 107(Zahrieh) Bayesian 소지역 분석으로 표준인구 미명시 → std_pop을 'not stated'로(rate 크기로 추정 안 함).</w:t>
+        <w:t xml:space="preserve">: Wilkinson 2002(Wilkinson) 원문 "1970 US standard" 명시인데 std_pop 누락 → 1970 US로; Anderson 2008(Anderson) 원문 "2000 US" 명시인데 "std pop cancels"라 부정확 표기 → 2000 US로; Zahrieh 2021(Zahrieh) Bayesian 소지역 분석으로 표준인구 미명시 → std_pop을 'not stated'로(rate 크기로 추정 안 함).</w:t>
       </w:r>
     </w:p>
     <w:p>
@@ -682,7 +682,7 @@
           <w:sz w:val="20"/>
           <w:szCs w:val="20"/>
         </w:rPr>
-        <w:t xml:space="preserve">(표준인구 재점검 후 기간도 전수 대조): rec 66(Hendrick) 원문 incidence "2014-2017"인데 2013-2017로 → 2014-2017; rec 182(Cronin) 제목, 본문 "2005-2009"인데 2004-2008로 → 2005-2009; rec 346(Richardson) 값 121.5/123.6이 원문 "During 2009-2013"인데 2011로 → 2009-2013. (IRR은 비율이라 불변, 기간 라벨만 정정.)</w:t>
+        <w:t xml:space="preserve">(표준인구 재점검 후 기간도 전수 대조): Hendrick 2021(Hendrick) 원문 incidence "2014-2017"인데 2013-2017로 → 2014-2017; Cronin 2012(Cronin) 제목, 본문 "2005-2009"인데 2004-2008로 → 2005-2009; Richardson 2016(Richardson) 값 121.5/123.6이 원문 "During 2009-2013"인데 2011로 → 2009-2013. (IRR은 비율이라 불변, 기간 라벨만 정정.)</w:t>
       </w:r>
     </w:p>
     <w:p>
@@ -746,7 +746,7 @@
           <w:sz w:val="20"/>
           <w:szCs w:val="20"/>
         </w:rPr>
-        <w:t xml:space="preserve">: age-specific 8셀(rec 324 young=&lt;50, 265 &lt;40/≥40, 199 &lt;40, 522 &lt;50/≥50, 146 &lt;50[20-49], 485 ≥50)을 원문 대조 → 모두 정확.</w:t>
+        <w:t xml:space="preserve">: age-specific 8셀(Gomez 2017 young=&lt;50, 265 &lt;40/≥40, 199 &lt;40, 522 &lt;50/≥50, 146 &lt;50[20-49], 485 ≥50)을 원문 대조 → 모두 정확.</w:t>
       </w:r>
     </w:p>
     <w:p>
@@ -762,33 +762,6 @@
           <w:sz w:val="20"/>
           <w:szCs w:val="20"/>
         </w:rPr>
-        <w:t xml:space="preserve">항목 3 재점검 종합(4개 필드 전수 대조)</w:t>
-      </w:r>
-      <w:r>
-        <w:rPr>
-          <w:rFonts w:ascii="Malgun Gothic" w:cs="Malgun Gothic" w:eastAsia="Malgun Gothic" w:hAnsi="Malgun Gothic"/>
-          <w:b w:val="false"/>
-          <w:bCs w:val="false"/>
-          <w:color w:val="000000"/>
-          <w:sz w:val="20"/>
-          <w:szCs w:val="20"/>
-        </w:rPr>
-        <w:t xml:space="preserve">: 비교군 오류 0, 연령 오류 0, 표준인구 오류 3건 정정, 기간 오류 3건 정정. 첫 전수 정독이 값, 비교군 위주였고 표준인구, 기간 필드는 소홀했던 점을 인정하고 두 필드를 전수 재대조해 총 6건을 교정.</w:t>
-      </w:r>
-    </w:p>
-    <w:p>
-      <w:pPr>
-        <w:spacing w:after="120" w:line="276"/>
-      </w:pPr>
-      <w:r>
-        <w:rPr>
-          <w:rFonts w:ascii="Malgun Gothic" w:cs="Malgun Gothic" w:eastAsia="Malgun Gothic" w:hAnsi="Malgun Gothic"/>
-          <w:b/>
-          <w:bCs/>
-          <w:color w:val="000000"/>
-          <w:sz w:val="20"/>
-          <w:szCs w:val="20"/>
-        </w:rPr>
         <w:t xml:space="preserve">판단 결정</w:t>
       </w:r>
       <w:r>
@@ -821,7 +794,7 @@
           <w:sz w:val="20"/>
           <w:szCs w:val="20"/>
         </w:rPr>
-        <w:t xml:space="preserve">Sung 2020(rec 2406) — 대표 유지</w:t>
+        <w:t xml:space="preserve">Sung 2020 — 대표 유지</w:t>
       </w:r>
       <w:r>
         <w:rPr>
@@ -853,7 +826,7 @@
           <w:sz w:val="20"/>
           <w:szCs w:val="20"/>
         </w:rPr>
-        <w:t xml:space="preserve">Keegan 2007(rec 463) — narrative 강등</w:t>
+        <w:t xml:space="preserve">Keegan 2007 — narrative 강등</w:t>
       </w:r>
       <w:r>
         <w:rPr>
@@ -885,7 +858,7 @@
           <w:sz w:val="20"/>
           <w:szCs w:val="20"/>
         </w:rPr>
-        <w:t xml:space="preserve">AI/AN subtype(rec 286 HR+/HER2- 0.74, rec 155 TNBC 0.86) — 대표 유지</w:t>
+        <w:t xml:space="preserve">AI/AN subtype(Kong 2020 HR+/HER2- 0.74, Sung 2023 TNBC 0.86) — 대표 유지</w:t>
       </w:r>
       <w:r>
         <w:rPr>
@@ -965,7 +938,7 @@
           <w:sz w:val="20"/>
           <w:szCs w:val="20"/>
         </w:rPr>
-        <w:t xml:space="preserve">Loo 2019(rec 161) — PDF Table 1 렌더링으로 최종 해결</w:t>
+        <w:t xml:space="preserve">Loo 2019 — PDF Table 1 렌더링으로 최종 해결</w:t>
       </w:r>
       <w:r>
         <w:rPr>
@@ -1040,28 +1013,28 @@
           <w:sz w:val="20"/>
           <w:szCs w:val="20"/>
         </w:rPr>
-        <w:t xml:space="preserve">(Supplementary Note 1): 해당 행은 rec 169(Ellington), 182(Cronin), 49(Mills), 3267(Kem). 각 원문의 rate SE/CI 제공 여부를 확인.</w:t>
-      </w:r>
-    </w:p>
-    <w:p>
-      <w:pPr>
-        <w:pStyle w:val="ListParagraph"/>
-        <w:numPr>
-          <w:ilvl w:val="0"/>
-          <w:numId w:val="1"/>
-        </w:numPr>
-        <w:spacing w:after="80" w:line="276"/>
-      </w:pPr>
-      <w:r>
-        <w:rPr>
-          <w:rFonts w:ascii="Malgun Gothic" w:cs="Malgun Gothic" w:eastAsia="Malgun Gothic" w:hAnsi="Malgun Gothic"/>
-          <w:b/>
-          <w:bCs/>
-          <w:color w:val="000000"/>
-          <w:sz w:val="20"/>
-          <w:szCs w:val="20"/>
-        </w:rPr>
-        <w:t xml:space="preserve">rec 182(Cronin)</w:t>
+        <w:t xml:space="preserve">(Supplementary Note 1): 해당 행은 Ellington 2022(Ellington), 182(Cronin), 49(Mills), 3267(Kem). 각 원문의 rate SE/CI 제공 여부를 확인.</w:t>
+      </w:r>
+    </w:p>
+    <w:p>
+      <w:pPr>
+        <w:pStyle w:val="ListParagraph"/>
+        <w:numPr>
+          <w:ilvl w:val="0"/>
+          <w:numId w:val="1"/>
+        </w:numPr>
+        <w:spacing w:after="80" w:line="276"/>
+      </w:pPr>
+      <w:r>
+        <w:rPr>
+          <w:rFonts w:ascii="Malgun Gothic" w:cs="Malgun Gothic" w:eastAsia="Malgun Gothic" w:hAnsi="Malgun Gothic"/>
+          <w:b/>
+          <w:bCs/>
+          <w:color w:val="000000"/>
+          <w:sz w:val="20"/>
+          <w:szCs w:val="20"/>
+        </w:rPr>
+        <w:t xml:space="preserve">Cronin 2012(Cronin)</w:t>
       </w:r>
       <w:r>
         <w:rPr>
@@ -1093,7 +1066,7 @@
           <w:sz w:val="20"/>
           <w:szCs w:val="20"/>
         </w:rPr>
-        <w:t xml:space="preserve">rec 169(Ellington), 49(Mills), 3267(Kem)</w:t>
+        <w:t xml:space="preserve">Ellington 2022(Ellington), 49(Mills), 3267(Kem)</w:t>
       </w:r>
       <w:r>
         <w:rPr>
@@ -1125,7 +1098,7 @@
           <w:sz w:val="20"/>
           <w:szCs w:val="20"/>
         </w:rPr>
-        <w:t xml:space="preserve">Supplementary Note 1의 부정확한 "rec 203, rec 182" 표기 정정(rec 203은 directly-reported-IRR).</w:t>
+        <w:t xml:space="preserve">Supplementary Note 1의 부정확한 "Brinton 2008, Cronin 2012" 표기 정정(Brinton 2008은 directly-reported-IRR).</w:t>
       </w:r>
     </w:p>
     <w:p>
@@ -1381,7 +1354,7 @@
           <w:sz w:val="20"/>
           <w:szCs w:val="20"/>
         </w:rPr>
-        <w:t xml:space="preserve">: "large language model (Anthropic's Claude)"가 포함/제외 제안, 저자가 최종 판정. 제외편 중 200편 무작위 재선별(재현 가능하게 고정) — 200편 제목, 제외사유 전수 확인 후, 제목만으로 애매한 16편의 초록을 실제로 열어 판독 → 1편 false negative 발견: rec 3720(Louisiana Tumor Registry TNBC, AA vs EA 연령보정 발생률비 2.21 [1.96,2.48], PMID 30834239) — 적격인데 잘못 제외됐음. 이후 전문을 받아 quant로 정식 편입(NHB TNBC sensitivity overlap, White=ref unstratified †, Table 2 model 1). 단일주라 국가대표 1.95의 overlap, 헤드라인 결과 불변. 나머지 199편은 정당한 제외 확인. 200편 중 1편(~0.5%) → 단일선별의 소규모 false-negative 잔존율을 한계로 명시(독립 이중선별 미시행). 발견한 다른 누락(포함군 내), 후속조치: overlap 6편 추출 + 이미지표 재검증 narrative→quant 4편 재분류(369, 14, 93, 210).</w:t>
+        <w:t xml:space="preserve">: "large language model (Anthropic's Claude)"가 포함/제외 제안, 저자가 최종 판정. 제외편 중 200편 무작위 재선별(재현 가능하게 고정) — 200편 제목, 제외사유 전수 확인 후, 제목만으로 애매한 16편의 초록을 실제로 열어 판독 → 1편 false negative 발견: Hossain 2019(Louisiana Tumor Registry TNBC, AA vs EA 연령보정 발생률비 2.21 [1.96,2.48], PMID 30834239) — 적격인데 잘못 제외됐음. 이후 전문을 받아 quant로 정식 편입(NHB TNBC sensitivity overlap, White=ref unstratified †, Table 2 model 1). 단일주라 국가대표 1.95의 overlap, 헤드라인 결과 불변. 나머지 199편은 정당한 제외 확인. 200편 중 1편(~0.5%) → 단일선별의 소규모 false-negative 잔존율을 한계로 명시(독립 이중선별 미시행). 발견한 다른 누락(포함군 내), 후속조치: overlap 6편 추출 + 이미지표 재검증 narrative→quant 4편 재분류(Shoemaker 2018, Lee Argov 2024, Zahnd 2019, Du 2022).</w:t>
       </w:r>
     </w:p>
     <w:p>
@@ -1781,7 +1754,7 @@
           <w:sz w:val="20"/>
           <w:szCs w:val="20"/>
         </w:rPr>
-        <w:t xml:space="preserve">: 1차는 자동 검출기 2종(소수인종, White 발생률 공존 행, `[Reference]`+IRR(CI) 패턴)을 전편에 돌리고 걸린 후보만 정밀판독 → rec 369, 14 발견. 사용자가 "114개를 다 봤냐"고 지적한 뒤 112편 전편을 한 편씩 표 유형으로 분류하는 감사 로그(`outputs/narrative_verification_log.md`)를 만들어 재확인 → 1차에 narrative로 잘못 넘겼던 rec 93, 210을 추가 적발. PDF 없는 4편(80, 402, 1637, 1800)은 초록만 있어 설계 근거로 판정(코호트 2, rural-urban supp-only 1, State Cancer Profiles 무CI 1).</w:t>
+        <w:t xml:space="preserve">: 1차는 자동 검출기 2종(소수인종, White 발생률 공존 행, `[Reference]`+IRR(CI) 패턴)을 전편에 돌리고 걸린 후보만 정밀판독 → Shoemaker 2018, Lee Argov 2024 발견. 사용자가 "114개를 다 봤냐"고 지적한 뒤 112편 전편을 한 편씩 표 유형으로 분류하는 감사 로그(`outputs/narrative_verification_log.md`)를 만들어 재확인 → 1차에 narrative로 잘못 넘겼던 Zahnd 2019, 210을 추가 적발. PDF 없는 4편(80, 402, 1637, 1800)은 초록만 있어 설계 근거로 판정(코호트 2, rural-urban supp-only 1, State Cancer Profiles 무CI 1).</w:t>
       </w:r>
     </w:p>
     <w:p>
@@ -1829,39 +1802,39 @@
           <w:sz w:val="20"/>
           <w:szCs w:val="20"/>
         </w:rPr>
-        <w:t xml:space="preserve">rec 369 (Shoemaker 2018, USCS 99.1%, 2004-2013)</w:t>
-      </w:r>
-      <w:r>
-        <w:rPr>
-          <w:rFonts w:ascii="Malgun Gothic" w:cs="Malgun Gothic" w:eastAsia="Malgun Gothic" w:hAnsi="Malgun Gothic"/>
-          <w:b w:val="false"/>
-          <w:bCs w:val="false"/>
-          <w:color w:val="000000"/>
-          <w:sz w:val="20"/>
-          <w:szCs w:val="20"/>
-        </w:rPr>
-        <w:t xml:space="preserve">: Table 1이 20-49세 2000 US 표준화 IRR vs NHW(Tiwari CI) 직접 보고 — Black 1.03, Asian/PI 0.85, AIAN 0.70, Hispanic 0.74. 강등 사유 "not age-adjusted vs-NHW IRR"는 사실오류. age-lt50 대표(tier 9 &gt; 기존 rec 146 SEER → rec 146 overlap).</w:t>
-      </w:r>
-    </w:p>
-    <w:p>
-      <w:pPr>
-        <w:pStyle w:val="ListParagraph"/>
-        <w:numPr>
-          <w:ilvl w:val="0"/>
-          <w:numId w:val="1"/>
-        </w:numPr>
-        <w:spacing w:after="80" w:line="276"/>
-      </w:pPr>
-      <w:r>
-        <w:rPr>
-          <w:rFonts w:ascii="Malgun Gothic" w:cs="Malgun Gothic" w:eastAsia="Malgun Gothic" w:hAnsi="Malgun Gothic"/>
-          <w:b/>
-          <w:bCs/>
-          <w:color w:val="000000"/>
-          <w:sz w:val="20"/>
-          <w:szCs w:val="20"/>
-        </w:rPr>
-        <w:t xml:space="preserve">rec 14 (Lee Argov 2024, JAMA Netw Open, USCS ~99%, 2001-2019)</w:t>
+        <w:t xml:space="preserve">Shoemaker 2018 (Shoemaker 2018, USCS 99.1%, 2004-2013)</w:t>
+      </w:r>
+      <w:r>
+        <w:rPr>
+          <w:rFonts w:ascii="Malgun Gothic" w:cs="Malgun Gothic" w:eastAsia="Malgun Gothic" w:hAnsi="Malgun Gothic"/>
+          <w:b w:val="false"/>
+          <w:bCs w:val="false"/>
+          <w:color w:val="000000"/>
+          <w:sz w:val="20"/>
+          <w:szCs w:val="20"/>
+        </w:rPr>
+        <w:t xml:space="preserve">: Table 1이 20-49세 2000 US 표준화 IRR vs NHW(Tiwari CI) 직접 보고 — Black 1.03, Asian/PI 0.85, AIAN 0.70, Hispanic 0.74. 강등 사유 "not age-adjusted vs-NHW IRR"는 사실오류. age-lt50 대표(tier 9 &gt; 기존 Xu 2024 SEER → Xu 2024 overlap).</w:t>
+      </w:r>
+    </w:p>
+    <w:p>
+      <w:pPr>
+        <w:pStyle w:val="ListParagraph"/>
+        <w:numPr>
+          <w:ilvl w:val="0"/>
+          <w:numId w:val="1"/>
+        </w:numPr>
+        <w:spacing w:after="80" w:line="276"/>
+      </w:pPr>
+      <w:r>
+        <w:rPr>
+          <w:rFonts w:ascii="Malgun Gothic" w:cs="Malgun Gothic" w:eastAsia="Malgun Gothic" w:hAnsi="Malgun Gothic"/>
+          <w:b/>
+          <w:bCs/>
+          <w:color w:val="000000"/>
+          <w:sz w:val="20"/>
+          <w:szCs w:val="20"/>
+        </w:rPr>
+        <w:t xml:space="preserve">Lee Argov 2024 (Lee Argov 2024, JAMA Netw Open, USCS ~99%, 2001-2019)</w:t>
       </w:r>
       <w:r>
         <w:rPr>
@@ -1893,7 +1866,7 @@
           <w:sz w:val="20"/>
           <w:szCs w:val="20"/>
         </w:rPr>
-        <w:t xml:space="preserve">rec 93 (Zahnd 2019, Lower Mississippi Delta 7-state NAACCR, 2012-2014)</w:t>
+        <w:t xml:space="preserve">Zahnd 2019 (Zahnd 2019, Lower Mississippi Delta 7-state NAACCR, 2012-2014)</w:t>
       </w:r>
       <w:r>
         <w:rPr>
@@ -1925,7 +1898,7 @@
           <w:sz w:val="20"/>
           <w:szCs w:val="20"/>
         </w:rPr>
-        <w:t xml:space="preserve">rec 210 (Du 2022, SEER 18, 2000-2018)</w:t>
+        <w:t xml:space="preserve">Du 2022 (Du 2022, SEER 18, 2000-2018)</w:t>
       </w:r>
       <w:r>
         <w:rPr>
@@ -2016,7 +1989,7 @@
           <w:sz w:val="20"/>
           <w:szCs w:val="20"/>
         </w:rPr>
-        <w:t xml:space="preserve">(발생률비 아님): rec 3861(CCR Asian subtype OR), rec 3780(Kaiser 코호트 HR; 인구기반 registry 아님).</w:t>
+        <w:t xml:space="preserve">(발생률비 아님): Telli 2011(CCR Asian subtype OR), Tran 2016(Kaiser 코호트 HR; 인구기반 registry 아님).</w:t>
       </w:r>
     </w:p>
     <w:p>
@@ -2048,7 +2021,7 @@
           <w:sz w:val="20"/>
           <w:szCs w:val="20"/>
         </w:rPr>
-        <w:t xml:space="preserve">: rec 1336(race×subtype "1(Ref)…2.33"은 survival HR; 발생은 joinpoint 그림).</w:t>
+        <w:t xml:space="preserve">: Wang 2026(race×subtype "1(Ref)…2.33"은 survival HR; 발생은 joinpoint 그림).</w:t>
       </w:r>
     </w:p>
     <w:p>
@@ -2080,7 +2053,7 @@
           <w:sz w:val="20"/>
           <w:szCs w:val="20"/>
         </w:rPr>
-        <w:t xml:space="preserve">: rec 2302, rec 405, rec 31, rec 1106, rec 2453 등.</w:t>
+        <w:t xml:space="preserve">: Tuan 2021, Hou 2013, Davis Lynn 2018, Miller 2020, Thomas 2019 등.</w:t>
       </w:r>
     </w:p>
     <w:p>
@@ -2112,7 +2085,7 @@
           <w:sz w:val="20"/>
           <w:szCs w:val="20"/>
         </w:rPr>
-        <w:t xml:space="preserve">(NHW 대조 아님): rec 3640(구조적 인종주의 rate ratio), rec 226, 448, 474, 427, 541.</w:t>
+        <w:t xml:space="preserve">(NHW 대조 아님): Eldridge 2022(구조적 인종주의 rate ratio), Michaels 2022, Krieger 2006, Sherr 2026, Truong 2025, Williams 2022.</w:t>
       </w:r>
     </w:p>
     <w:p>
@@ -2144,7 +2117,7 @@
           <w:sz w:val="20"/>
           <w:szCs w:val="20"/>
         </w:rPr>
-        <w:t xml:space="preserve">(요약 IRR 없음): rec 17, rec 103.</w:t>
+        <w:t xml:space="preserve">(요약 IRR 없음): Joslyn 2005, Clarke 2012.</w:t>
       </w:r>
     </w:p>
     <w:p>
@@ -2176,7 +2149,7 @@
           <w:sz w:val="20"/>
           <w:szCs w:val="20"/>
         </w:rPr>
-        <w:t xml:space="preserve">(수용체 아형 범위 밖, ILC/IDC/IBC): rec 259, 3845(IBC), rec 426(ILC), rec 425(IDC).</w:t>
+        <w:t xml:space="preserve">(수용체 아형 범위 밖, ILC/IDC/IBC): Il'yasova 2011, Hirko 2013(IBC), Quinn 2025(ILC), Bunte 2025(IDC).</w:t>
       </w:r>
     </w:p>
     <w:p>
@@ -2208,7 +2181,7 @@
           <w:sz w:val="20"/>
           <w:szCs w:val="20"/>
         </w:rPr>
-        <w:t xml:space="preserve">(자체 비교가 Delta vs non-Delta): rec 93 — race×subtype rate는 계산가능하나 전국 대표와 overlap, 자체 비교축이 지리적이라 narrative/sensitivity 등급.</w:t>
+        <w:t xml:space="preserve">(자체 비교가 Delta vs non-Delta): Zahnd 2019 — race×subtype rate는 계산가능하나 전국 대표와 overlap, 자체 비교축이 지리적이라 narrative/sensitivity 등급.</w:t>
       </w:r>
     </w:p>
     <w:p>
@@ -2240,7 +2213,7 @@
           <w:sz w:val="20"/>
           <w:szCs w:val="20"/>
         </w:rPr>
-        <w:t xml:space="preserve">: rec 436(2000-2023 전국) — Black/White = 174.9/228.9 = 0.76으로 전국 합의치(~0.95)와 모순, NHW 228.9는 이례적 고값 → 표준화 이상으로 판단, 이상값 점검 목록에 표시하고 narrative 유지(대표 대체 불가).</w:t>
+        <w:t xml:space="preserve">: Mzizi 2026(2000-2023 전국) — Black/White = 174.9/228.9 = 0.76으로 전국 합의치(~0.95)와 모순, NHW 228.9는 이례적 고값 → 표준화 이상으로 판단, 이상값 점검 목록에 표시하고 narrative 유지(대표 대체 불가).</w:t>
       </w:r>
     </w:p>
     <w:p>

--- a/meta_agents/search_v2/outputs/Feedback4_Response.docx
+++ b/meta_agents/search_v2/outputs/Feedback4_Response.docx
@@ -1210,7 +1210,7 @@
           <w:sz w:val="20"/>
           <w:szCs w:val="20"/>
         </w:rPr>
-        <w:t xml:space="preserve">: 대표 중 오래된 기간(Middle Eastern 1988-2004, Cambodian, Native Hawaiian 1998-2002, Hispanic-origin 1999-2001 등 2005년 이전)이 있어 "a single population-based benchmark ... not a contemporary one—diagnosis periods vary by cell, and some representatives predate 2005"로 수정.</w:t>
+        <w:t xml:space="preserve">: 대표 중 2005년 이전의 오래된 기간(Middle Eastern 1988-2004, Cambodian, Native Hawaiian 1998-2002, Hispanic-origin 1999-2001 등)이 있어, 'contemporary benchmark'라는 표현을 삭제함. 진단 기간이 셀마다 다르고 일부 대표는 2005년 이전이므로 Methods는 대표값을 더 이상 'contemporary'로 규정하지 않음.</w:t>
       </w:r>
     </w:p>
     <w:p>

--- a/meta_agents/search_v2/outputs/Feedback4_Response.docx
+++ b/meta_agents/search_v2/outputs/Feedback4_Response.docx
@@ -1311,50 +1311,204 @@
           <w:sz w:val="20"/>
           <w:szCs w:val="20"/>
         </w:rPr>
-        <w:t xml:space="preserve">① narrative 110편 주제별 정리 + 근거연구 연결</w:t>
-      </w:r>
-      <w:r>
-        <w:rPr>
-          <w:rFonts w:ascii="Malgun Gothic" w:cs="Malgun Gothic" w:eastAsia="Malgun Gothic" w:hAnsi="Malgun Gothic"/>
-          <w:b w:val="false"/>
-          <w:bCs w:val="false"/>
-          <w:color w:val="000000"/>
-          <w:sz w:val="20"/>
-          <w:szCs w:val="20"/>
-        </w:rPr>
-        <w:t xml:space="preserve">: 6개 주제로 분류(제목, 집단, outcome 키워드) — Molecular subtype/histology 22, Geography/region 23, Age/early-onset 20, SES/screening 9, Nativity/immigrant 8, Time trends 8, Other(subgroup-descriptive) 20 (합 110). Results의 narrative 소절을 주제별 서술로 재작성(각 주제의 소견을 정량결과와 대조)하고, Supplementary Table 2를 주제별로 그룹화(각 연구에 PMID/DOI 부여)해 근거연구를 연결.</w:t>
-      </w:r>
-    </w:p>
-    <w:p>
-      <w:pPr>
-        <w:pStyle w:val="ListParagraph"/>
-        <w:numPr>
-          <w:ilvl w:val="0"/>
-          <w:numId w:val="1"/>
-        </w:numPr>
-        <w:spacing w:after="80" w:line="276"/>
-      </w:pPr>
-      <w:r>
-        <w:rPr>
-          <w:rFonts w:ascii="Malgun Gothic" w:cs="Malgun Gothic" w:eastAsia="Malgun Gothic" w:hAnsi="Malgun Gothic"/>
-          <w:b/>
-          <w:bCs/>
-          <w:color w:val="000000"/>
-          <w:sz w:val="20"/>
-          <w:szCs w:val="20"/>
-        </w:rPr>
-        <w:t xml:space="preserve">② LLM 모델, 역할, 재검토 표본, 누락 보고(Methods)</w:t>
-      </w:r>
-      <w:r>
-        <w:rPr>
-          <w:rFonts w:ascii="Malgun Gothic" w:cs="Malgun Gothic" w:eastAsia="Malgun Gothic" w:hAnsi="Malgun Gothic"/>
-          <w:b w:val="false"/>
-          <w:bCs w:val="false"/>
-          <w:color w:val="000000"/>
-          <w:sz w:val="20"/>
-          <w:szCs w:val="20"/>
-        </w:rPr>
-        <w:t xml:space="preserve">: "large language model (Anthropic's Claude)"가 포함/제외 제안, 저자가 최종 판정. 제외편 중 200편 무작위 재선별(재현 가능하게 고정) — 200편 제목, 제외사유 전수 확인 후, 제목만으로 애매한 16편의 초록을 실제로 열어 판독 → 1편 false negative 발견: Hossain 2019(Louisiana Tumor Registry TNBC, AA vs EA 연령보정 발생률비 2.21 [1.96,2.48], PMID 30834239) — 적격인데 잘못 제외됐음. 이후 전문을 받아 quant로 정식 편입(NHB TNBC sensitivity overlap, White=ref unstratified †, Table 2 model 1). 단일주라 국가대표 1.95의 overlap, 헤드라인 결과 불변. 나머지 199편은 정당한 제외 확인. 200편 중 1편(~0.5%) → 단일선별의 소규모 false-negative 잔존율을 한계로 명시(독립 이중선별 미시행). 발견한 다른 누락(포함군 내), 후속조치: overlap 6편 추출 + 이미지표 재검증 narrative→quant 4편 재분류(Shoemaker 2018, Lee Argov 2024, Zahnd 2019, Du 2022).</w:t>
+        <w:t xml:space="preserve">① narrative 118편 주제별 정리 + 근거연구 연결</w:t>
+      </w:r>
+      <w:r>
+        <w:rPr>
+          <w:rFonts w:ascii="Malgun Gothic" w:cs="Malgun Gothic" w:eastAsia="Malgun Gothic" w:hAnsi="Malgun Gothic"/>
+          <w:b w:val="false"/>
+          <w:bCs w:val="false"/>
+          <w:color w:val="000000"/>
+          <w:sz w:val="20"/>
+          <w:szCs w:val="20"/>
+        </w:rPr>
+        <w:t xml:space="preserve">: 6개 주제로 분류(제목, 집단, outcome 키워드) — Molecular subtype/histology 28, Geography/region 24, Age/early-onset 20, SES/screening 9, Nativity/immigrant 8, Time trends 9, Other(subgroup-descriptive) 20 (합 118). Results의 narrative 소절을 주제별 서술로 재작성(각 주제의 소견을 정량결과와 대조)하고, Supplementary Table 2를 주제별로 그룹화(각 연구에 PMID/DOI 부여)해 근거연구를 연결.</w:t>
+      </w:r>
+    </w:p>
+    <w:p>
+      <w:pPr>
+        <w:pStyle w:val="ListParagraph"/>
+        <w:numPr>
+          <w:ilvl w:val="0"/>
+          <w:numId w:val="1"/>
+        </w:numPr>
+        <w:spacing w:after="80" w:line="276"/>
+      </w:pPr>
+      <w:r>
+        <w:rPr>
+          <w:rFonts w:ascii="Malgun Gothic" w:cs="Malgun Gothic" w:eastAsia="Malgun Gothic" w:hAnsi="Malgun Gothic"/>
+          <w:b/>
+          <w:bCs/>
+          <w:color w:val="000000"/>
+          <w:sz w:val="20"/>
+          <w:szCs w:val="20"/>
+        </w:rPr>
+        <w:t xml:space="preserve">② LLM 모델, 역할, 재검토 표본, 누락 보고</w:t>
+      </w:r>
+      <w:r>
+        <w:rPr>
+          <w:rFonts w:ascii="Malgun Gothic" w:cs="Malgun Gothic" w:eastAsia="Malgun Gothic" w:hAnsi="Malgun Gothic"/>
+          <w:b w:val="false"/>
+          <w:bCs w:val="false"/>
+          <w:color w:val="000000"/>
+          <w:sz w:val="20"/>
+          <w:szCs w:val="20"/>
+        </w:rPr>
+        <w:t xml:space="preserve">: 제목/초록 선별은 large language model (Anthropic's Claude)이 포함/제외를 제안하고 저자가 최종 판정(단일선별 + AI). </w:t>
+      </w:r>
+      <w:r>
+        <w:rPr>
+          <w:rFonts w:ascii="Malgun Gothic" w:cs="Malgun Gothic" w:eastAsia="Malgun Gothic" w:hAnsi="Malgun Gothic"/>
+          <w:b/>
+          <w:bCs/>
+          <w:color w:val="000000"/>
+          <w:sz w:val="20"/>
+          <w:szCs w:val="20"/>
+        </w:rPr>
+        <w:t xml:space="preserve">Methods 본문은 이 모델 역할과 단일선별을 간결히 기술하고, 사람 재검토의 상세는 supervisor 요청(item 6)에 대한 답으로 여기 피드백 응답에 보고한다.</w:t>
+      </w:r>
+      <w:r>
+        <w:rPr>
+          <w:rFonts w:ascii="Malgun Gothic" w:cs="Malgun Gothic" w:eastAsia="Malgun Gothic" w:hAnsi="Malgun Gothic"/>
+          <w:b w:val="false"/>
+          <w:bCs w:val="false"/>
+          <w:color w:val="000000"/>
+          <w:sz w:val="20"/>
+          <w:szCs w:val="20"/>
+        </w:rPr>
+        <w:t xml:space="preserve"> 재검토는 제외편 전수를 대상으로 했다 — 명시적 키워드 필터(유방암 + 발생률 신호[age-adjusted rate·IRR·SIR·per 100,000] + 인종/민족 + 미국 맥락 + 레지스트리/ population-based)를 제외 전수에 걸어 183편을 걸러내고, 그 183편의 초록을 전편 정독했다. 각 편의 overlap/중복 여부는 전문(full text)으로 판정했으며, 잘못 제외된 </w:t>
+      </w:r>
+      <w:r>
+        <w:rPr>
+          <w:rFonts w:ascii="Malgun Gothic" w:cs="Malgun Gothic" w:eastAsia="Malgun Gothic" w:hAnsi="Malgun Gothic"/>
+          <w:b/>
+          <w:bCs/>
+          <w:color w:val="000000"/>
+          <w:sz w:val="20"/>
+          <w:szCs w:val="20"/>
+        </w:rPr>
+        <w:t xml:space="preserve">14편을 회수</w:t>
+      </w:r>
+      <w:r>
+        <w:rPr>
+          <w:rFonts w:ascii="Malgun Gothic" w:cs="Malgun Gothic" w:eastAsia="Malgun Gothic" w:hAnsi="Malgun Gothic"/>
+          <w:b w:val="false"/>
+          <w:bCs w:val="false"/>
+          <w:color w:val="000000"/>
+          <w:sz w:val="20"/>
+          <w:szCs w:val="20"/>
+        </w:rPr>
+        <w:t xml:space="preserve">했다: - </w:t>
+      </w:r>
+      <w:r>
+        <w:rPr>
+          <w:rFonts w:ascii="Malgun Gothic" w:cs="Malgun Gothic" w:eastAsia="Malgun Gothic" w:hAnsi="Malgun Gothic"/>
+          <w:b/>
+          <w:bCs/>
+          <w:color w:val="000000"/>
+          <w:sz w:val="20"/>
+          <w:szCs w:val="20"/>
+        </w:rPr>
+        <w:t xml:space="preserve">quant 편입 6편</w:t>
+      </w:r>
+      <w:r>
+        <w:rPr>
+          <w:rFonts w:ascii="Malgun Gothic" w:cs="Malgun Gothic" w:eastAsia="Malgun Gothic" w:hAnsi="Malgun Gothic"/>
+          <w:b w:val="false"/>
+          <w:bCs w:val="false"/>
+          <w:color w:val="000000"/>
+          <w:sz w:val="20"/>
+          <w:szCs w:val="20"/>
+        </w:rPr>
+        <w:t xml:space="preserve"> — Hossain 2019(Louisiana TNBC, AA vs EA 2.21 [1.96,2.48], PMID 30834239), Krieger 2018·Wright 2022(Massachusetts aggregate), Moore 2015(알래스카 원주민 SRR 1.14 vs 미 백인, IHS-CHSDA), Eheman 2009(NPCR+SEER 전국 ductal/lobular 인종별), Liu 2015(Texas Black vs White). 전부 단일주·지역·전국 </w:t>
+      </w:r>
+      <w:r>
+        <w:rPr>
+          <w:rFonts w:ascii="Malgun Gothic" w:cs="Malgun Gothic" w:eastAsia="Malgun Gothic" w:hAnsi="Malgun Gothic"/>
+          <w:b/>
+          <w:bCs/>
+          <w:color w:val="000000"/>
+          <w:sz w:val="20"/>
+          <w:szCs w:val="20"/>
+        </w:rPr>
+        <w:t xml:space="preserve">sensitivity overlap</w:t>
+      </w:r>
+      <w:r>
+        <w:rPr>
+          <w:rFonts w:ascii="Malgun Gothic" w:cs="Malgun Gothic" w:eastAsia="Malgun Gothic" w:hAnsi="Malgun Gothic"/>
+          <w:b w:val="false"/>
+          <w:bCs w:val="false"/>
+          <w:color w:val="000000"/>
+          <w:sz w:val="20"/>
+          <w:szCs w:val="20"/>
+        </w:rPr>
+        <w:t xml:space="preserve">으로 편입 — 국가대표(85셀/23연구)·Table 1· 헤드라인 결과 불변. - </w:t>
+      </w:r>
+      <w:r>
+        <w:rPr>
+          <w:rFonts w:ascii="Malgun Gothic" w:cs="Malgun Gothic" w:eastAsia="Malgun Gothic" w:hAnsi="Malgun Gothic"/>
+          <w:b/>
+          <w:bCs/>
+          <w:color w:val="000000"/>
+          <w:sz w:val="20"/>
+          <w:szCs w:val="20"/>
+        </w:rPr>
+        <w:t xml:space="preserve">narrative 편입 8편</w:t>
+      </w:r>
+      <w:r>
+        <w:rPr>
+          <w:rFonts w:ascii="Malgun Gothic" w:cs="Malgun Gothic" w:eastAsia="Malgun Gothic" w:hAnsi="Malgun Gothic"/>
+          <w:b w:val="false"/>
+          <w:bCs w:val="false"/>
+          <w:color w:val="000000"/>
+          <w:sz w:val="20"/>
+          <w:szCs w:val="20"/>
+        </w:rPr>
+        <w:t xml:space="preserve"> — SEER 흑–백 발생률 RRbw(그래프), ER 표현형×흑백(그래프), Hispanic 이웃 발생률(논문 내 White 비교 없음), ER-status×인종 전국 추세, 염증성유방암(IBC) 발생률 2편, 선양낭성암 (ACC) 발생률, IBC 형태학. 정밀 in-paper White rate/IRR가 없거나 형태학·수용체 테마라 서술 종합에 기여. - </w:t>
+      </w:r>
+      <w:r>
+        <w:rPr>
+          <w:rFonts w:ascii="Malgun Gothic" w:cs="Malgun Gothic" w:eastAsia="Malgun Gothic" w:hAnsi="Malgun Gothic"/>
+          <w:b/>
+          <w:bCs/>
+          <w:color w:val="000000"/>
+          <w:sz w:val="20"/>
+          <w:szCs w:val="20"/>
+        </w:rPr>
+        <w:t xml:space="preserve">eligibility 재제외 2편</w:t>
+      </w:r>
+      <w:r>
+        <w:rPr>
+          <w:rFonts w:ascii="Malgun Gothic" w:cs="Malgun Gothic" w:eastAsia="Malgun Gothic" w:hAnsi="Malgun Gothic"/>
+          <w:b w:val="false"/>
+          <w:bCs w:val="false"/>
+          <w:color w:val="000000"/>
+          <w:sz w:val="20"/>
+          <w:szCs w:val="20"/>
+        </w:rPr>
+        <w:t xml:space="preserve">(라오스 California 비례발생비[PIR]만·발생률 아님; 현역 군인 ACTUR 특수인구), </w:t>
+      </w:r>
+      <w:r>
+        <w:rPr>
+          <w:rFonts w:ascii="Malgun Gothic" w:cs="Malgun Gothic" w:eastAsia="Malgun Gothic" w:hAnsi="Malgun Gothic"/>
+          <w:b/>
+          <w:bCs/>
+          <w:color w:val="000000"/>
+          <w:sz w:val="20"/>
+          <w:szCs w:val="20"/>
+        </w:rPr>
+        <w:t xml:space="preserve">미검색 1편</w:t>
+      </w:r>
+      <w:r>
+        <w:rPr>
+          <w:rFonts w:ascii="Malgun Gothic" w:cs="Malgun Gothic" w:eastAsia="Malgun Gothic" w:hAnsi="Malgun Gothic"/>
+          <w:b w:val="false"/>
+          <w:bCs w:val="false"/>
+          <w:color w:val="000000"/>
+          <w:sz w:val="20"/>
+          <w:szCs w:val="20"/>
+        </w:rPr>
+        <w:t xml:space="preserve">(Asian enclave 5주, 전문 확보 실패). 단일선별의 소규모 false-negative 잔존을 한계로 명시(독립 이중선별 미시행). 포함군 내 재검증에서도 이미지표를 다시 확인해 narrative→quant 4편(Shoemaker 2018, Lee Argov 2024, Zahnd 2019, Du 2022)을 재분류했다.</w:t>
       </w:r>
     </w:p>
     <w:p>
@@ -1727,6 +1881,22 @@
           <w:sz w:val="20"/>
           <w:szCs w:val="20"/>
         </w:rPr>
+        <w:t xml:space="preserve">*(이 절은 4차 라운드 당시 포함군 내 narrative 재대조 기록이다. 이후 제외편 전수 재스크리닝(item ②)으로 회수가 더해져 최종은 quant 58 / narrative 118이다 — 아래 48→52, 114→110은 그 시점의 델타.)*</w:t>
+      </w:r>
+    </w:p>
+    <w:p>
+      <w:pPr>
+        <w:spacing w:after="120" w:line="276"/>
+      </w:pPr>
+      <w:r>
+        <w:rPr>
+          <w:rFonts w:ascii="Malgun Gothic" w:cs="Malgun Gothic" w:eastAsia="Malgun Gothic" w:hAnsi="Malgun Gothic"/>
+          <w:b w:val="false"/>
+          <w:bCs w:val="false"/>
+          <w:color w:val="000000"/>
+          <w:sz w:val="20"/>
+          <w:szCs w:val="20"/>
+        </w:rPr>
         <w:t xml:space="preserve">quant를 poppler로 전수 대조한 것과 동일한 기준을 narrative 전편에 적용해, "인종 × 유방암 발생률 × NHW 비교"가 이미지 표에 숨어 정량 추출이 가능한데도 텍스트 추출이 놓친 논문(Howlader형)을 찾음.</w:t>
       </w:r>
     </w:p>
@@ -2240,7 +2410,7 @@
           <w:sz w:val="20"/>
           <w:szCs w:val="20"/>
         </w:rPr>
-        <w:t xml:space="preserve">: included 166, quant 55, narrative 111, excluded 80, not-retrieved 9, assessed 237, excluded-at-eligibility 71, estimates 213, cells 85, reps 23, sens-only 32, RoB 44 Low / 11 Moderate / 55. 내부 정합성 검증 전부 통과.</w:t>
+        <w:t xml:space="preserve">: included 176 (primary screen 162 + excluded 재스크리닝 회수 14), quant 58, narrative 118, excluded 83, not-retrieved 10, assessed 249, excluded-at-eligibility 73, estimates 219, cells 85, reps 23, sens-only 35, RoB 45 Low / 13 Moderate / 58. 내부 정합성 검증 전부 통과.</w:t>
       </w:r>
     </w:p>
     <w:sectPr>

--- a/meta_agents/search_v2/outputs/Feedback4_Response.docx
+++ b/meta_agents/search_v2/outputs/Feedback4_Response.docx
@@ -207,7 +207,7 @@
           <w:sz w:val="20"/>
           <w:szCs w:val="20"/>
         </w:rPr>
-        <w:t xml:space="preserve">: 재실행(저위험 55/8/10, 직접보고 36/5/32, NHW 55/1/17). 내부 정합성 검증 전부 통과.</w:t>
+        <w:t xml:space="preserve">: 재실행(저위험 55/8/10, 직접보고 36/5/32, NHW 55/1/17).</w:t>
       </w:r>
     </w:p>
     <w:p>
@@ -1376,18 +1376,40 @@
           <w:sz w:val="20"/>
           <w:szCs w:val="20"/>
         </w:rPr>
-        <w:t xml:space="preserve"> 재검토는 제외편 전수를 대상으로 했다 — 명시적 키워드 필터(유방암 + 발생률 신호[age-adjusted rate·IRR·SIR·per 100,000] + 인종/민족 + 미국 맥락 + 레지스트리/ population-based)를 제외 전수에 걸어 183편을 걸러내고, 그 183편의 초록을 전편 정독했다. 각 편의 overlap/중복 여부는 전문(full text)으로 판정했으며, 잘못 제외된 </w:t>
-      </w:r>
-      <w:r>
-        <w:rPr>
-          <w:rFonts w:ascii="Malgun Gothic" w:cs="Malgun Gothic" w:eastAsia="Malgun Gothic" w:hAnsi="Malgun Gothic"/>
-          <w:b/>
-          <w:bCs/>
-          <w:color w:val="000000"/>
-          <w:sz w:val="20"/>
-          <w:szCs w:val="20"/>
-        </w:rPr>
-        <w:t xml:space="preserve">14편을 회수</w:t>
+        <w:t xml:space="preserve"> 재검토는 제외편 전수를 대상으로 했다 — 명시적 키워드 필터를 </w:t>
+      </w:r>
+      <w:r>
+        <w:rPr>
+          <w:rFonts w:ascii="Malgun Gothic" w:cs="Malgun Gothic" w:eastAsia="Malgun Gothic" w:hAnsi="Malgun Gothic"/>
+          <w:b/>
+          <w:bCs/>
+          <w:color w:val="000000"/>
+          <w:sz w:val="20"/>
+          <w:szCs w:val="20"/>
+        </w:rPr>
+        <w:t xml:space="preserve">5개 중 4개 이상 신호</w:t>
+      </w:r>
+      <w:r>
+        <w:rPr>
+          <w:rFonts w:ascii="Malgun Gothic" w:cs="Malgun Gothic" w:eastAsia="Malgun Gothic" w:hAnsi="Malgun Gothic"/>
+          <w:b w:val="false"/>
+          <w:bCs w:val="false"/>
+          <w:color w:val="000000"/>
+          <w:sz w:val="20"/>
+          <w:szCs w:val="20"/>
+        </w:rPr>
+        <w:t xml:space="preserve">(유방암 필수 + 발생률어[age-adjusted rate·IRR·SIR·per 100,000]·인종/민족·미국 맥락·레지스트리/population-based 중 3개 이상)로 제외 전수에 걸어, 다섯 신호가 모두 있는 183편과 한 신호만 빠진 478편을 기계 추출하고 그 초록을 전편 정독했다. 각 편의 overlap/중복 여부는 전문(full text)으로 판정했으며, 잘못 제외된 것으로 확인해 </w:t>
+      </w:r>
+      <w:r>
+        <w:rPr>
+          <w:rFonts w:ascii="Malgun Gothic" w:cs="Malgun Gothic" w:eastAsia="Malgun Gothic" w:hAnsi="Malgun Gothic"/>
+          <w:b/>
+          <w:bCs/>
+          <w:color w:val="000000"/>
+          <w:sz w:val="20"/>
+          <w:szCs w:val="20"/>
+        </w:rPr>
+        <w:t xml:space="preserve">17편을 회수·재판정</w:t>
       </w:r>
       <w:r>
         <w:rPr>
@@ -1508,7 +1530,51 @@
           <w:sz w:val="20"/>
           <w:szCs w:val="20"/>
         </w:rPr>
-        <w:t xml:space="preserve">(Asian enclave 5주, 전문 확보 실패). 단일선별의 소규모 false-negative 잔존을 한계로 명시(독립 이중선별 미시행). 포함군 내 재검증에서도 이미지표를 다시 확인해 narrative→quant 4편(Shoemaker 2018, Lee Argov 2024, Zahnd 2019, Du 2022)을 재분류했다.</w:t>
+        <w:t xml:space="preserve">(Asian enclave 5주, 전문 확보 실패). 회수·재판정한 17편 외에 배제가 유지된 나머지 후보(다섯 신호 전부지만 배제 사유가 명확했던 것과 한 신호만 빠진 478편)까지 초록 전문을 정독했으나 </w:t>
+      </w:r>
+      <w:r>
+        <w:rPr>
+          <w:rFonts w:ascii="Malgun Gothic" w:cs="Malgun Gothic" w:eastAsia="Malgun Gothic" w:hAnsi="Malgun Gothic"/>
+          <w:b/>
+          <w:bCs/>
+          <w:color w:val="000000"/>
+          <w:sz w:val="20"/>
+          <w:szCs w:val="20"/>
+        </w:rPr>
+        <w:t xml:space="preserve">새로 자격을 갖춘 미국 인구기반 인종별 유방암 발생률 연구는 0편</w:t>
+      </w:r>
+      <w:r>
+        <w:rPr>
+          <w:rFonts w:ascii="Malgun Gothic" w:cs="Malgun Gothic" w:eastAsia="Malgun Gothic" w:hAnsi="Malgun Gothic"/>
+          <w:b w:val="false"/>
+          <w:bCs w:val="false"/>
+          <w:color w:val="000000"/>
+          <w:sz w:val="20"/>
+          <w:szCs w:val="20"/>
+        </w:rPr>
+        <w:t xml:space="preserve">이었다 — 대다수가 사망/생존·비미국(라틴아메리카·이스라엘·캐나다 등)·위험요인/유전·검진접근· 이차암 SIR 연구였고, 주제상 근접한 소수(캘리포니아 AANHPI 이웃 SES별 발생률, 뉴멕시코 AI/Hispanic/NHW 추세, NPCR-SEER TNBC 주별 변이 등)는 전부 학회 초록(사전지정 문헌유형 제외 대상)이거나 이미 포함된 SEER/NPCR registry family와 중복이었다(4차 재검토에서 보류했던 rec 1027 메인 주 AYA도 전문 재확인 결과 비히스패닉 백인 단일군을 전국값과 비교해 인종 간 비교가 없어 부적격 확정). 단일선별의 잔여 false-negative를 한계로 명시한다 — ≥4 완화로 한 신호가 초록에 빠진 표-전용 보고(예: 발생률어가 초록에 없는 3720, US 신호가 초록에 없는 2609)까지 회수했으므로, 남는 사각지대는 </w:t>
+      </w:r>
+      <w:r>
+        <w:rPr>
+          <w:rFonts w:ascii="Malgun Gothic" w:cs="Malgun Gothic" w:eastAsia="Malgun Gothic" w:hAnsi="Malgun Gothic"/>
+          <w:b/>
+          <w:bCs/>
+          <w:color w:val="000000"/>
+          <w:sz w:val="20"/>
+          <w:szCs w:val="20"/>
+        </w:rPr>
+        <w:t xml:space="preserve">초록에 신호가 둘 이상 빠진(≤3 신호) 표-전용 보고</w:t>
+      </w:r>
+      <w:r>
+        <w:rPr>
+          <w:rFonts w:ascii="Malgun Gothic" w:cs="Malgun Gothic" w:eastAsia="Malgun Gothic" w:hAnsi="Malgun Gothic"/>
+          <w:b w:val="false"/>
+          <w:bCs w:val="false"/>
+          <w:color w:val="000000"/>
+          <w:sz w:val="20"/>
+          <w:szCs w:val="20"/>
+        </w:rPr>
+        <w:t xml:space="preserve">로 좁혀지며, 독립 이중선별은 미시행이다. 포함군 내 재검증에서도 이미지표를 다시 확인해 narrative→quant 4편 (Shoemaker 2018, Lee Argov 2024, Zahnd 2019, Du 2022)을 재분류했다.</w:t>
       </w:r>
     </w:p>
     <w:p>
@@ -1652,7 +1718,7 @@
           <w:sz w:val="20"/>
           <w:szCs w:val="20"/>
         </w:rPr>
-        <w:t xml:space="preserve">: Figure 1-3, Table 1, Supplementary Table 1-6 참조 전부 해소, 결번 없음. 민감도 changed/dropped 목록을 원자료와 대조 — NHW-comparator: changed 1개(Alaska Native), dropped 18개(수용체 아형 16 + age-specific Black 2)로 본문 서술과 정확히 일치. 내부 정합성 검증 통과.</w:t>
+        <w:t xml:space="preserve">: Figure 1-3, Table 1, Supplementary Table 1-6 참조 전부 해소, 결번 없음. 민감도 changed/dropped 목록을 원자료와 대조 — NHW-comparator: changed 1개(Alaska Native), dropped 18개(수용체 아형 16 + age-specific Black 2)로 본문 서술과 정확히 일치.</w:t>
       </w:r>
     </w:p>
     <w:p>
@@ -1849,23 +1915,7 @@
           <w:sz w:val="20"/>
           <w:szCs w:val="20"/>
         </w:rPr>
-        <w:t xml:space="preserve">제출용 문서 3종 재생성, 내부 정합성 검증 통과.</w:t>
-      </w:r>
-    </w:p>
-    <w:p>
-      <w:pPr>
-        <w:spacing w:after="120" w:before="260"/>
-      </w:pPr>
-      <w:r>
-        <w:rPr>
-          <w:rFonts w:ascii="Malgun Gothic" w:cs="Malgun Gothic" w:eastAsia="Malgun Gothic" w:hAnsi="Malgun Gothic"/>
-          <w:b/>
-          <w:bCs/>
-          <w:color w:val="000000"/>
-          <w:sz w:val="24"/>
-          <w:szCs w:val="24"/>
-        </w:rPr>
-        <w:t xml:space="preserve">부가. narrative 전편(114→112→110) 개별 재대조</w:t>
+        <w:t xml:space="preserve">제출용 문서 3종 재생성.</w:t>
       </w:r>
     </w:p>
     <w:p>
@@ -1875,524 +1925,6 @@
       <w:r>
         <w:rPr>
           <w:rFonts w:ascii="Malgun Gothic" w:cs="Malgun Gothic" w:eastAsia="Malgun Gothic" w:hAnsi="Malgun Gothic"/>
-          <w:b w:val="false"/>
-          <w:bCs w:val="false"/>
-          <w:color w:val="000000"/>
-          <w:sz w:val="20"/>
-          <w:szCs w:val="20"/>
-        </w:rPr>
-        <w:t xml:space="preserve">*(이 절은 4차 라운드 당시 포함군 내 narrative 재대조 기록이다. 이후 제외편 전수 재스크리닝(item ②)으로 회수가 더해져 최종은 quant 58 / narrative 118이다 — 아래 48→52, 114→110은 그 시점의 델타.)*</w:t>
-      </w:r>
-    </w:p>
-    <w:p>
-      <w:pPr>
-        <w:spacing w:after="120" w:line="276"/>
-      </w:pPr>
-      <w:r>
-        <w:rPr>
-          <w:rFonts w:ascii="Malgun Gothic" w:cs="Malgun Gothic" w:eastAsia="Malgun Gothic" w:hAnsi="Malgun Gothic"/>
-          <w:b w:val="false"/>
-          <w:bCs w:val="false"/>
-          <w:color w:val="000000"/>
-          <w:sz w:val="20"/>
-          <w:szCs w:val="20"/>
-        </w:rPr>
-        <w:t xml:space="preserve">quant를 poppler로 전수 대조한 것과 동일한 기준을 narrative 전편에 적용해, "인종 × 유방암 발생률 × NHW 비교"가 이미지 표에 숨어 정량 추출이 가능한데도 텍스트 추출이 놓친 논문(Howlader형)을 찾음.</w:t>
-      </w:r>
-    </w:p>
-    <w:p>
-      <w:pPr>
-        <w:spacing w:after="120" w:line="276"/>
-      </w:pPr>
-      <w:r>
-        <w:rPr>
-          <w:rFonts w:ascii="Malgun Gothic" w:cs="Malgun Gothic" w:eastAsia="Malgun Gothic" w:hAnsi="Malgun Gothic"/>
-          <w:b/>
-          <w:bCs/>
-          <w:color w:val="000000"/>
-          <w:sz w:val="20"/>
-          <w:szCs w:val="20"/>
-        </w:rPr>
-        <w:t xml:space="preserve">절차의 정직한 기록</w:t>
-      </w:r>
-      <w:r>
-        <w:rPr>
-          <w:rFonts w:ascii="Malgun Gothic" w:cs="Malgun Gothic" w:eastAsia="Malgun Gothic" w:hAnsi="Malgun Gothic"/>
-          <w:b w:val="false"/>
-          <w:bCs w:val="false"/>
-          <w:color w:val="000000"/>
-          <w:sz w:val="20"/>
-          <w:szCs w:val="20"/>
-        </w:rPr>
-        <w:t xml:space="preserve">: 1차는 자동 검출기 2종(소수인종, White 발생률 공존 행, `[Reference]`+IRR(CI) 패턴)을 전편에 돌리고 걸린 후보만 정밀판독 → Shoemaker 2018, Lee Argov 2024 발견. 사용자가 "114개를 다 봤냐"고 지적한 뒤 112편 전편을 한 편씩 표 유형으로 분류하는 감사 로그(`outputs/narrative_verification_log.md`)를 만들어 재확인 → 1차에 narrative로 잘못 넘겼던 Zahnd 2019, 210을 추가 적발. PDF 없는 4편(80, 402, 1637, 1800)은 초록만 있어 설계 근거로 판정(코호트 2, rural-urban supp-only 1, State Cancer Profiles 무CI 1).</w:t>
-      </w:r>
-    </w:p>
-    <w:p>
-      <w:pPr>
-        <w:spacing w:after="120" w:line="276"/>
-      </w:pPr>
-      <w:r>
-        <w:rPr>
-          <w:rFonts w:ascii="Malgun Gothic" w:cs="Malgun Gothic" w:eastAsia="Malgun Gothic" w:hAnsi="Malgun Gothic"/>
-          <w:b/>
-          <w:bCs/>
-          <w:color w:val="000000"/>
-          <w:sz w:val="20"/>
-          <w:szCs w:val="20"/>
-        </w:rPr>
-        <w:t xml:space="preserve">결과 — 실제 누락 정량 4편을 quant로 재분류(48→52), narrative 114→110</w:t>
-      </w:r>
-      <w:r>
-        <w:rPr>
-          <w:rFonts w:ascii="Malgun Gothic" w:cs="Malgun Gothic" w:eastAsia="Malgun Gothic" w:hAnsi="Malgun Gothic"/>
-          <w:b w:val="false"/>
-          <w:bCs w:val="false"/>
-          <w:color w:val="000000"/>
-          <w:sz w:val="20"/>
-          <w:szCs w:val="20"/>
-        </w:rPr>
-        <w:t xml:space="preserve">:</w:t>
-      </w:r>
-    </w:p>
-    <w:p>
-      <w:pPr>
-        <w:pStyle w:val="ListParagraph"/>
-        <w:numPr>
-          <w:ilvl w:val="0"/>
-          <w:numId w:val="1"/>
-        </w:numPr>
-        <w:spacing w:after="80" w:line="276"/>
-      </w:pPr>
-      <w:r>
-        <w:rPr>
-          <w:rFonts w:ascii="Malgun Gothic" w:cs="Malgun Gothic" w:eastAsia="Malgun Gothic" w:hAnsi="Malgun Gothic"/>
-          <w:b/>
-          <w:bCs/>
-          <w:color w:val="000000"/>
-          <w:sz w:val="20"/>
-          <w:szCs w:val="20"/>
-        </w:rPr>
-        <w:t xml:space="preserve">Shoemaker 2018 (Shoemaker 2018, USCS 99.1%, 2004-2013)</w:t>
-      </w:r>
-      <w:r>
-        <w:rPr>
-          <w:rFonts w:ascii="Malgun Gothic" w:cs="Malgun Gothic" w:eastAsia="Malgun Gothic" w:hAnsi="Malgun Gothic"/>
-          <w:b w:val="false"/>
-          <w:bCs w:val="false"/>
-          <w:color w:val="000000"/>
-          <w:sz w:val="20"/>
-          <w:szCs w:val="20"/>
-        </w:rPr>
-        <w:t xml:space="preserve">: Table 1이 20-49세 2000 US 표준화 IRR vs NHW(Tiwari CI) 직접 보고 — Black 1.03, Asian/PI 0.85, AIAN 0.70, Hispanic 0.74. 강등 사유 "not age-adjusted vs-NHW IRR"는 사실오류. age-lt50 대표(tier 9 &gt; 기존 Xu 2024 SEER → Xu 2024 overlap).</w:t>
-      </w:r>
-    </w:p>
-    <w:p>
-      <w:pPr>
-        <w:pStyle w:val="ListParagraph"/>
-        <w:numPr>
-          <w:ilvl w:val="0"/>
-          <w:numId w:val="1"/>
-        </w:numPr>
-        <w:spacing w:after="80" w:line="276"/>
-      </w:pPr>
-      <w:r>
-        <w:rPr>
-          <w:rFonts w:ascii="Malgun Gothic" w:cs="Malgun Gothic" w:eastAsia="Malgun Gothic" w:hAnsi="Malgun Gothic"/>
-          <w:b/>
-          <w:bCs/>
-          <w:color w:val="000000"/>
-          <w:sz w:val="20"/>
-          <w:szCs w:val="20"/>
-        </w:rPr>
-        <w:t xml:space="preserve">Lee Argov 2024 (Lee Argov 2024, JAMA Netw Open, USCS ~99%, 2001-2019)</w:t>
-      </w:r>
-      <w:r>
-        <w:rPr>
-          <w:rFonts w:ascii="Malgun Gothic" w:cs="Malgun Gothic" w:eastAsia="Malgun Gothic" w:hAnsi="Malgun Gothic"/>
-          <w:b w:val="false"/>
-          <w:bCs w:val="false"/>
-          <w:color w:val="000000"/>
-          <w:sz w:val="20"/>
-          <w:szCs w:val="20"/>
-        </w:rPr>
-        <w:t xml:space="preserve">: Table 1이 ≥65세 age-adjusted IRR vs NHW 직접 보고 — Hispanic 0.70, AIAN 0.72, Asian/PI 0.62, Black 0.93. age-ge65 신규 차원 4셀.</w:t>
-      </w:r>
-    </w:p>
-    <w:p>
-      <w:pPr>
-        <w:pStyle w:val="ListParagraph"/>
-        <w:numPr>
-          <w:ilvl w:val="0"/>
-          <w:numId w:val="1"/>
-        </w:numPr>
-        <w:spacing w:after="80" w:line="276"/>
-      </w:pPr>
-      <w:r>
-        <w:rPr>
-          <w:rFonts w:ascii="Malgun Gothic" w:cs="Malgun Gothic" w:eastAsia="Malgun Gothic" w:hAnsi="Malgun Gothic"/>
-          <w:b/>
-          <w:bCs/>
-          <w:color w:val="000000"/>
-          <w:sz w:val="20"/>
-          <w:szCs w:val="20"/>
-        </w:rPr>
-        <w:t xml:space="preserve">Zahnd 2019 (Zahnd 2019, Lower Mississippi Delta 7-state NAACCR, 2012-2014)</w:t>
-      </w:r>
-      <w:r>
-        <w:rPr>
-          <w:rFonts w:ascii="Malgun Gothic" w:cs="Malgun Gothic" w:eastAsia="Malgun Gothic" w:hAnsi="Malgun Gothic"/>
-          <w:b w:val="false"/>
-          <w:bCs w:val="false"/>
-          <w:color w:val="000000"/>
-          <w:sz w:val="20"/>
-          <w:szCs w:val="20"/>
-        </w:rPr>
-        <w:t xml:space="preserve">: Table 3-4가 NHW=Ref age-adjusted subtype IRR을 직접 보고 — Black 전체 1.07, HR+/HER2- 0.87, HR-/HER2+ 1.49, TNBC 2.10, Hispanic 0.78 등. (1차에 Table 1-2의 Delta-vs-non-Delta만 보고 race-vs-White 표를 놓쳤던 것을 정정.) 지역 7주 subset이라 전국 대표의 sensitivity overlap(tier 5).</w:t>
-      </w:r>
-    </w:p>
-    <w:p>
-      <w:pPr>
-        <w:pStyle w:val="ListParagraph"/>
-        <w:numPr>
-          <w:ilvl w:val="0"/>
-          <w:numId w:val="1"/>
-        </w:numPr>
-        <w:spacing w:after="80" w:line="276"/>
-      </w:pPr>
-      <w:r>
-        <w:rPr>
-          <w:rFonts w:ascii="Malgun Gothic" w:cs="Malgun Gothic" w:eastAsia="Malgun Gothic" w:hAnsi="Malgun Gothic"/>
-          <w:b/>
-          <w:bCs/>
-          <w:color w:val="000000"/>
-          <w:sz w:val="20"/>
-          <w:szCs w:val="20"/>
-        </w:rPr>
-        <w:t xml:space="preserve">Du 2022 (Du 2022, SEER 18, 2000-2018)</w:t>
-      </w:r>
-      <w:r>
-        <w:rPr>
-          <w:rFonts w:ascii="Malgun Gothic" w:cs="Malgun Gothic" w:eastAsia="Malgun Gothic" w:hAnsi="Malgun Gothic"/>
-          <w:b w:val="false"/>
-          <w:bCs w:val="false"/>
-          <w:color w:val="000000"/>
-          <w:sz w:val="20"/>
-          <w:szCs w:val="20"/>
-        </w:rPr>
-        <w:t xml:space="preserve">: 인종별 age-adjusted rate+CI 보고(API 기준). 동일 출처 rate로 IRR vs NHW를 delta method 재계산(Supplementary Note 1) — Asian/PI 0.742, Black 0.937, AIAN 0.676, Hispanic 0.700. 전국 aggregate 대표의 sensitivity overlap(SEER-18 tier 6).</w:t>
-      </w:r>
-    </w:p>
-    <w:p>
-      <w:pPr>
-        <w:pStyle w:val="ListParagraph"/>
-        <w:numPr>
-          <w:ilvl w:val="0"/>
-          <w:numId w:val="1"/>
-        </w:numPr>
-        <w:spacing w:after="80" w:line="276"/>
-      </w:pPr>
-      <w:r>
-        <w:rPr>
-          <w:rFonts w:ascii="Malgun Gothic" w:cs="Malgun Gothic" w:eastAsia="Malgun Gothic" w:hAnsi="Malgun Gothic"/>
-          <w:b w:val="false"/>
-          <w:bCs w:val="false"/>
-          <w:color w:val="000000"/>
-          <w:sz w:val="20"/>
-          <w:szCs w:val="20"/>
-        </w:rPr>
-        <w:t xml:space="preserve">4편 모두 JBI Low. RoB 37/48→41/52 Low, 11 Moderate. 대표 79→83(age-ge65 4셀 신규), Table 1 헤드라인 불변. 민감도 재계산: low-RoB 62/11/10, directly-reported 31/5/47, NHW-comparator 64/1/18.</w:t>
-      </w:r>
-    </w:p>
-    <w:p>
-      <w:pPr>
-        <w:spacing w:after="120" w:line="276"/>
-      </w:pPr>
-      <w:r>
-        <w:rPr>
-          <w:rFonts w:ascii="Malgun Gothic" w:cs="Malgun Gothic" w:eastAsia="Malgun Gothic" w:hAnsi="Malgun Gothic"/>
-          <w:b/>
-          <w:bCs/>
-          <w:color w:val="000000"/>
-          <w:sz w:val="20"/>
-          <w:szCs w:val="20"/>
-        </w:rPr>
-        <w:t xml:space="preserve">narrative 유지가 옳다고 확인된 주요 후보(오분류 아님)</w:t>
-      </w:r>
-      <w:r>
-        <w:rPr>
-          <w:rFonts w:ascii="Malgun Gothic" w:cs="Malgun Gothic" w:eastAsia="Malgun Gothic" w:hAnsi="Malgun Gothic"/>
-          <w:b w:val="false"/>
-          <w:bCs w:val="false"/>
-          <w:color w:val="000000"/>
-          <w:sz w:val="20"/>
-          <w:szCs w:val="20"/>
-        </w:rPr>
-        <w:t xml:space="preserve">:</w:t>
-      </w:r>
-    </w:p>
-    <w:p>
-      <w:pPr>
-        <w:pStyle w:val="ListParagraph"/>
-        <w:numPr>
-          <w:ilvl w:val="0"/>
-          <w:numId w:val="1"/>
-        </w:numPr>
-        <w:spacing w:after="80" w:line="276"/>
-      </w:pPr>
-      <w:r>
-        <w:rPr>
-          <w:rFonts w:ascii="Malgun Gothic" w:cs="Malgun Gothic" w:eastAsia="Malgun Gothic" w:hAnsi="Malgun Gothic"/>
-          <w:b/>
-          <w:bCs/>
-          <w:color w:val="000000"/>
-          <w:sz w:val="20"/>
-          <w:szCs w:val="20"/>
-        </w:rPr>
-        <w:t xml:space="preserve">사례-사례 subtype 분포 OR</w:t>
-      </w:r>
-      <w:r>
-        <w:rPr>
-          <w:rFonts w:ascii="Malgun Gothic" w:cs="Malgun Gothic" w:eastAsia="Malgun Gothic" w:hAnsi="Malgun Gothic"/>
-          <w:b w:val="false"/>
-          <w:bCs w:val="false"/>
-          <w:color w:val="000000"/>
-          <w:sz w:val="20"/>
-          <w:szCs w:val="20"/>
-        </w:rPr>
-        <w:t xml:space="preserve">(발생률비 아님): Telli 2011(CCR Asian subtype OR), Tran 2016(Kaiser 코호트 HR; 인구기반 registry 아님).</w:t>
-      </w:r>
-    </w:p>
-    <w:p>
-      <w:pPr>
-        <w:pStyle w:val="ListParagraph"/>
-        <w:numPr>
-          <w:ilvl w:val="0"/>
-          <w:numId w:val="1"/>
-        </w:numPr>
-        <w:spacing w:after="80" w:line="276"/>
-      </w:pPr>
-      <w:r>
-        <w:rPr>
-          <w:rFonts w:ascii="Malgun Gothic" w:cs="Malgun Gothic" w:eastAsia="Malgun Gothic" w:hAnsi="Malgun Gothic"/>
-          <w:b/>
-          <w:bCs/>
-          <w:color w:val="000000"/>
-          <w:sz w:val="20"/>
-          <w:szCs w:val="20"/>
-        </w:rPr>
-        <w:t xml:space="preserve">생존/사망 HR</w:t>
-      </w:r>
-      <w:r>
-        <w:rPr>
-          <w:rFonts w:ascii="Malgun Gothic" w:cs="Malgun Gothic" w:eastAsia="Malgun Gothic" w:hAnsi="Malgun Gothic"/>
-          <w:b w:val="false"/>
-          <w:bCs w:val="false"/>
-          <w:color w:val="000000"/>
-          <w:sz w:val="20"/>
-          <w:szCs w:val="20"/>
-        </w:rPr>
-        <w:t xml:space="preserve">: Wang 2026(race×subtype "1(Ref)…2.33"은 survival HR; 발생은 joinpoint 그림).</w:t>
-      </w:r>
-    </w:p>
-    <w:p>
-      <w:pPr>
-        <w:pStyle w:val="ListParagraph"/>
-        <w:numPr>
-          <w:ilvl w:val="0"/>
-          <w:numId w:val="1"/>
-        </w:numPr>
-        <w:spacing w:after="80" w:line="276"/>
-      </w:pPr>
-      <w:r>
-        <w:rPr>
-          <w:rFonts w:ascii="Malgun Gothic" w:cs="Malgun Gothic" w:eastAsia="Malgun Gothic" w:hAnsi="Malgun Gothic"/>
-          <w:b/>
-          <w:bCs/>
-          <w:color w:val="000000"/>
-          <w:sz w:val="20"/>
-          <w:szCs w:val="20"/>
-        </w:rPr>
-        <w:t xml:space="preserve">추세지표(EAPC/APC/drift)</w:t>
-      </w:r>
-      <w:r>
-        <w:rPr>
-          <w:rFonts w:ascii="Malgun Gothic" w:cs="Malgun Gothic" w:eastAsia="Malgun Gothic" w:hAnsi="Malgun Gothic"/>
-          <w:b w:val="false"/>
-          <w:bCs w:val="false"/>
-          <w:color w:val="000000"/>
-          <w:sz w:val="20"/>
-          <w:szCs w:val="20"/>
-        </w:rPr>
-        <w:t xml:space="preserve">: Tuan 2021, Hou 2013, Davis Lynn 2018, Miller 2020, Thomas 2019 등.</w:t>
-      </w:r>
-    </w:p>
-    <w:p>
-      <w:pPr>
-        <w:pStyle w:val="ListParagraph"/>
-        <w:numPr>
-          <w:ilvl w:val="0"/>
-          <w:numId w:val="1"/>
-        </w:numPr>
-        <w:spacing w:after="80" w:line="276"/>
-      </w:pPr>
-      <w:r>
-        <w:rPr>
-          <w:rFonts w:ascii="Malgun Gothic" w:cs="Malgun Gothic" w:eastAsia="Malgun Gothic" w:hAnsi="Malgun Gothic"/>
-          <w:b/>
-          <w:bCs/>
-          <w:color w:val="000000"/>
-          <w:sz w:val="20"/>
-          <w:szCs w:val="20"/>
-        </w:rPr>
-        <w:t xml:space="preserve">노출, SES 비교군</w:t>
-      </w:r>
-      <w:r>
-        <w:rPr>
-          <w:rFonts w:ascii="Malgun Gothic" w:cs="Malgun Gothic" w:eastAsia="Malgun Gothic" w:hAnsi="Malgun Gothic"/>
-          <w:b w:val="false"/>
-          <w:bCs w:val="false"/>
-          <w:color w:val="000000"/>
-          <w:sz w:val="20"/>
-          <w:szCs w:val="20"/>
-        </w:rPr>
-        <w:t xml:space="preserve">(NHW 대조 아님): Eldridge 2022(구조적 인종주의 rate ratio), Michaels 2022, Krieger 2006, Sherr 2026, Truong 2025, Williams 2022.</w:t>
-      </w:r>
-    </w:p>
-    <w:p>
-      <w:pPr>
-        <w:pStyle w:val="ListParagraph"/>
-        <w:numPr>
-          <w:ilvl w:val="0"/>
-          <w:numId w:val="1"/>
-        </w:numPr>
-        <w:spacing w:after="80" w:line="276"/>
-      </w:pPr>
-      <w:r>
-        <w:rPr>
-          <w:rFonts w:ascii="Malgun Gothic" w:cs="Malgun Gothic" w:eastAsia="Malgun Gothic" w:hAnsi="Malgun Gothic"/>
-          <w:b/>
-          <w:bCs/>
-          <w:color w:val="000000"/>
-          <w:sz w:val="20"/>
-          <w:szCs w:val="20"/>
-        </w:rPr>
-        <w:t xml:space="preserve">연령-교차 미세밴드</w:t>
-      </w:r>
-      <w:r>
-        <w:rPr>
-          <w:rFonts w:ascii="Malgun Gothic" w:cs="Malgun Gothic" w:eastAsia="Malgun Gothic" w:hAnsi="Malgun Gothic"/>
-          <w:b w:val="false"/>
-          <w:bCs w:val="false"/>
-          <w:color w:val="000000"/>
-          <w:sz w:val="20"/>
-          <w:szCs w:val="20"/>
-        </w:rPr>
-        <w:t xml:space="preserve">(요약 IRR 없음): Joslyn 2005, Clarke 2012.</w:t>
-      </w:r>
-    </w:p>
-    <w:p>
-      <w:pPr>
-        <w:pStyle w:val="ListParagraph"/>
-        <w:numPr>
-          <w:ilvl w:val="0"/>
-          <w:numId w:val="1"/>
-        </w:numPr>
-        <w:spacing w:after="80" w:line="276"/>
-      </w:pPr>
-      <w:r>
-        <w:rPr>
-          <w:rFonts w:ascii="Malgun Gothic" w:cs="Malgun Gothic" w:eastAsia="Malgun Gothic" w:hAnsi="Malgun Gothic"/>
-          <w:b/>
-          <w:bCs/>
-          <w:color w:val="000000"/>
-          <w:sz w:val="20"/>
-          <w:szCs w:val="20"/>
-        </w:rPr>
-        <w:t xml:space="preserve">형태학적 아형</w:t>
-      </w:r>
-      <w:r>
-        <w:rPr>
-          <w:rFonts w:ascii="Malgun Gothic" w:cs="Malgun Gothic" w:eastAsia="Malgun Gothic" w:hAnsi="Malgun Gothic"/>
-          <w:b w:val="false"/>
-          <w:bCs w:val="false"/>
-          <w:color w:val="000000"/>
-          <w:sz w:val="20"/>
-          <w:szCs w:val="20"/>
-        </w:rPr>
-        <w:t xml:space="preserve">(수용체 아형 범위 밖, ILC/IDC/IBC): Il'yasova 2011, Hirko 2013(IBC), Quinn 2025(ILC), Bunte 2025(IDC).</w:t>
-      </w:r>
-    </w:p>
-    <w:p>
-      <w:pPr>
-        <w:pStyle w:val="ListParagraph"/>
-        <w:numPr>
-          <w:ilvl w:val="0"/>
-          <w:numId w:val="1"/>
-        </w:numPr>
-        <w:spacing w:after="80" w:line="276"/>
-      </w:pPr>
-      <w:r>
-        <w:rPr>
-          <w:rFonts w:ascii="Malgun Gothic" w:cs="Malgun Gothic" w:eastAsia="Malgun Gothic" w:hAnsi="Malgun Gothic"/>
-          <w:b/>
-          <w:bCs/>
-          <w:color w:val="000000"/>
-          <w:sz w:val="20"/>
-          <w:szCs w:val="20"/>
-        </w:rPr>
-        <w:t xml:space="preserve">지역 하위집단</w:t>
-      </w:r>
-      <w:r>
-        <w:rPr>
-          <w:rFonts w:ascii="Malgun Gothic" w:cs="Malgun Gothic" w:eastAsia="Malgun Gothic" w:hAnsi="Malgun Gothic"/>
-          <w:b w:val="false"/>
-          <w:bCs w:val="false"/>
-          <w:color w:val="000000"/>
-          <w:sz w:val="20"/>
-          <w:szCs w:val="20"/>
-        </w:rPr>
-        <w:t xml:space="preserve">(자체 비교가 Delta vs non-Delta): Zahnd 2019 — race×subtype rate는 계산가능하나 전국 대표와 overlap, 자체 비교축이 지리적이라 narrative/sensitivity 등급.</w:t>
-      </w:r>
-    </w:p>
-    <w:p>
-      <w:pPr>
-        <w:pStyle w:val="ListParagraph"/>
-        <w:numPr>
-          <w:ilvl w:val="0"/>
-          <w:numId w:val="1"/>
-        </w:numPr>
-        <w:spacing w:after="80" w:line="276"/>
-      </w:pPr>
-      <w:r>
-        <w:rPr>
-          <w:rFonts w:ascii="Malgun Gothic" w:cs="Malgun Gothic" w:eastAsia="Malgun Gothic" w:hAnsi="Malgun Gothic"/>
-          <w:b/>
-          <w:bCs/>
-          <w:color w:val="000000"/>
-          <w:sz w:val="20"/>
-          <w:szCs w:val="20"/>
-        </w:rPr>
-        <w:t xml:space="preserve">비표준 표준화 의심</w:t>
-      </w:r>
-      <w:r>
-        <w:rPr>
-          <w:rFonts w:ascii="Malgun Gothic" w:cs="Malgun Gothic" w:eastAsia="Malgun Gothic" w:hAnsi="Malgun Gothic"/>
-          <w:b w:val="false"/>
-          <w:bCs w:val="false"/>
-          <w:color w:val="000000"/>
-          <w:sz w:val="20"/>
-          <w:szCs w:val="20"/>
-        </w:rPr>
-        <w:t xml:space="preserve">: Mzizi 2026(2000-2023 전국) — Black/White = 174.9/228.9 = 0.76으로 전국 합의치(~0.95)와 모순, NHW 228.9는 이례적 고값 → 표준화 이상으로 판단, 이상값 점검 목록에 표시하고 narrative 유지(대표 대체 불가).</w:t>
-      </w:r>
-    </w:p>
-    <w:p>
-      <w:pPr>
-        <w:spacing w:after="120" w:line="276"/>
-      </w:pPr>
-      <w:r>
-        <w:rPr>
-          <w:rFonts w:ascii="Malgun Gothic" w:cs="Malgun Gothic" w:eastAsia="Malgun Gothic" w:hAnsi="Malgun Gothic"/>
           <w:b/>
           <w:bCs/>
           <w:color w:val="000000"/>
@@ -2410,7 +1942,7 @@
           <w:sz w:val="20"/>
           <w:szCs w:val="20"/>
         </w:rPr>
-        <w:t xml:space="preserve">: included 176 (primary screen 162 + excluded 재스크리닝 회수 14), quant 58, narrative 118, excluded 83, not-retrieved 10, assessed 249, excluded-at-eligibility 73, estimates 219, cells 85, reps 23, sens-only 35, RoB 45 Low / 13 Moderate / 58. 내부 정합성 검증 전부 통과.</w:t>
+        <w:t xml:space="preserve">: included 176 (primary screen 162 + excluded 재스크리닝 회수 14), quant 58, narrative 118, excluded 83, not-retrieved 10, assessed 249, excluded-at-eligibility 73, estimates 219, cells 85, reps 23, sens-only 35, RoB 45 Low / 13 Moderate / 58.</w:t>
       </w:r>
     </w:p>
     <w:sectPr>

--- a/meta_agents/search_v2/outputs/Feedback4_Response.docx
+++ b/meta_agents/search_v2/outputs/Feedback4_Response.docx
@@ -175,7 +175,7 @@
           <w:sz w:val="20"/>
           <w:szCs w:val="20"/>
         </w:rPr>
-        <w:t xml:space="preserve">: Gopalani 2020이 unlinked가 되며 JBI Q7(race ascertainment) undercount → RoB Low 39→38, Moderate 9→10.</w:t>
+        <w:t xml:space="preserve">: Gopalani 2020이 unlinked가 되며 JBI Q7(race ascertainment) undercount로 Moderate로 분류(재스크리닝 회수분 포함 최종 RoB Low 45 / Moderate 13, 58편).</w:t>
       </w:r>
     </w:p>
     <w:p>
@@ -207,7 +207,7 @@
           <w:sz w:val="20"/>
           <w:szCs w:val="20"/>
         </w:rPr>
-        <w:t xml:space="preserve">: 재실행(저위험 55/8/10, 직접보고 36/5/32, NHW 55/1/17).</w:t>
+        <w:t xml:space="preserve">: 대표 재선정 반영해 재실행(최종 unchanged/changed/dropped — 저위험 60/13/12, 직접보고 35/5/45, NHW 66/1/18, 2000US 83/2/0).</w:t>
       </w:r>
     </w:p>
     <w:p>
@@ -458,7 +458,7 @@
           <w:sz w:val="20"/>
           <w:szCs w:val="20"/>
         </w:rPr>
-        <w:t xml:space="preserve">(55편)으로 각 편의 비교군(NHW vs unstratified White), 관찰기간, 성별(여성 한정), 표준인구, 효과지표(IRR/SIR/rate)를 원문 대조.</w:t>
+        <w:t xml:space="preserve">(재스크리닝 회수분 포함 최종 58편)으로 각 편의 비교군(NHW vs unstratified White), 관찰기간, 성별(여성 한정), 표준인구, 효과지표(IRR/SIR/rate)를 원문 대조.</w:t>
       </w:r>
     </w:p>
     <w:p>
@@ -1638,7 +1638,7 @@
           <w:sz w:val="20"/>
           <w:szCs w:val="20"/>
         </w:rPr>
-        <w:t xml:space="preserve">: Q9(response rate)를 표에 "Yes"→"NA"로 기록(census-like registry엔 survey response rate 없음; NA는 결함으로 미집계)해 "해당없음" 설명과 표기 일치. 전체 RoB 판정 기준(Low=No≤1 &amp; Q7, Q8 Yes; High=No≥3; else Moderate, 적용 8개 항목)을 표 legend와 Methods에 명시. 판정 결과 불변(41 Low/11 Moderate).</w:t>
+        <w:t xml:space="preserve">: Q9(response rate)를 표에 "Yes"→"NA"로 기록(census-like registry엔 survey response rate 없음; NA는 결함으로 미집계)해 "해당없음" 설명과 표기 일치. 전체 RoB 판정 기준(Low=No≤1 &amp; Q7, Q8 Yes; High=No≥3; else Moderate, 적용 8개 항목)을 표 legend와 Methods에 명시. Q9 표기·판정기준 정비는 개별 판정을 바꾸지 않음(최종 45 Low/13 Moderate/58).</w:t>
       </w:r>
     </w:p>
     <w:p>
@@ -1686,7 +1686,7 @@
           <w:sz w:val="20"/>
           <w:szCs w:val="20"/>
         </w:rPr>
-        <w:t xml:space="preserve">: 단일-연구 cell을 함께 검토해 무엇이 추가됐는지 3가지로: (1) 흩어진 추정치를 하나의 NHW 기준 척도로 모아 subgroup을 상호, 대집단과 비교, (2) overlap을 sensitivity로 남겨 ≥2개 독립 자료원이 뒷받침하는 셀 36개 vs 단일 연구 셀 47개를 구분하고 일치/불일치를 제시(aggregate 순서, 대다수 subgroup은 제한분석에서 견고, near-null AANHPI subgroup 일부는 자료원 따라 부호 전환, AI/AN은 IHS-linkage 여부에 좌우), (3) 근거부족 집단 명시(Middle Eastern, 일부 NHPI, Hispanic-origin subgroup, AI/AN 아형은 단일 지역, unlinked 자료; AI/AN 지역, 전국 aggregate는 CI 없는 점추정 → 전용 IHS-linked 1차 연구 필요).</w:t>
+        <w:t xml:space="preserve">: 단일-연구 cell을 함께 검토해 무엇이 추가됐는지 3가지로: (1) 흩어진 추정치를 하나의 NHW 기준 척도로 모아 subgroup을 상호, 대집단과 비교, (2) overlap을 sensitivity로 남겨 ≥2개 독립 자료원이 뒷받침하는 셀 38개 vs 단일 연구 셀 47개를 구분하고 일치/불일치를 제시(aggregate 순서, 대다수 subgroup은 제한분석에서 견고, near-null AANHPI subgroup 일부는 자료원 따라 부호 전환, AI/AN은 IHS-linkage 여부에 좌우), (3) 근거부족 집단 명시(Middle Eastern, 일부 NHPI, Hispanic-origin subgroup, AI/AN 아형은 단일 지역, unlinked 자료; AI/AN 지역, 전국 aggregate는 CI 없는 점추정 → 전용 IHS-linked 1차 연구 필요).</w:t>
       </w:r>
     </w:p>
     <w:p>
@@ -1942,7 +1942,7 @@
           <w:sz w:val="20"/>
           <w:szCs w:val="20"/>
         </w:rPr>
-        <w:t xml:space="preserve">: included 176 (primary screen 162 + excluded 재스크리닝 회수 14), quant 58, narrative 118, excluded 83, not-retrieved 10, assessed 249, excluded-at-eligibility 73, estimates 219, cells 85, reps 23, sens-only 35, RoB 45 Low / 13 Moderate / 58.</w:t>
+        <w:t xml:space="preserve">: included 176 (primary screen 162 + excluded 재스크리닝 회수 14), quant 58, narrative 118, excluded 83, not-retrieved 10, assessed 249, excluded-at-eligibility 73, estimates 218, cells 85, reps 23, sens-only 35, RoB 45 Low / 13 Moderate / 58.</w:t>
       </w:r>
     </w:p>
     <w:sectPr>

--- a/meta_agents/search_v2/outputs/Feedback4_Response.docx
+++ b/meta_agents/search_v2/outputs/Feedback4_Response.docx
@@ -319,7 +319,7 @@
           <w:sz w:val="20"/>
           <w:szCs w:val="20"/>
         </w:rPr>
-        <w:t xml:space="preserve">: Supplementary Table 2(included studies)에 "Role in synthesis" 컬럼 추가 — 각 연구가 (a) 정량 추출 가능했는지, (b) 몇 개 analytic cell의 대표인지 / overlap-only인지 / narrative-only인지와 그 이유를 명시. 예: Gomez 2026 "Representative for 10 cells; overlap for 6", Wingo "Overlap/sensitivity only (4 cells)", Gopalani "Overlap only (1 cell)", 대표 미선택 사유는 Supplementary Table 4의 main_analysis 열과 연결.</w:t>
+        <w:t xml:space="preserve">: Supplementary Table 2(included studies)에 "Role in synthesis" 컬럼 추가 — 각 연구가 (a) 정량 추출 가능했는지, (b) 몇 개 analytic cell의 대표인지 / overlap-only인지 / narrative-only인지를 요약. 예: Gomez 2026 "Representative for 10 cells; overlap for 6", Wingo "Overlap/sensitivity only (7 cells)", Gopalani "Overlap/sensitivity only (1 cell)". 셀별 선택·미선택 상태와 그 이유는 Supplementary Table 4(main_analysis 열)에서 제시하고 S2에는 중복 서술하지 않음.</w:t>
       </w:r>
     </w:p>
     <w:p>

--- a/meta_agents/search_v2/outputs/Feedback4_Response.docx
+++ b/meta_agents/search_v2/outputs/Feedback4_Response.docx
@@ -575,7 +575,7 @@
           <w:sz w:val="20"/>
           <w:szCs w:val="20"/>
         </w:rPr>
-        <w:t xml:space="preserve">SIR 해석(Goggins Goggins 2009)</w:t>
+        <w:t xml:space="preserve">SIR 해석(Goggins 2009)</w:t>
       </w:r>
       <w:r>
         <w:rPr>
@@ -618,7 +618,7 @@
           <w:sz w:val="20"/>
           <w:szCs w:val="20"/>
         </w:rPr>
-        <w:t xml:space="preserve">: Wilkinson 2002(Wilkinson) 원문 "1970 US standard" 명시인데 std_pop 누락 → 1970 US로; Anderson 2008(Anderson) 원문 "2000 US" 명시인데 "std pop cancels"라 부정확 표기 → 2000 US로; Zahrieh 2021(Zahrieh) Bayesian 소지역 분석으로 표준인구 미명시 → std_pop을 'not stated'로(rate 크기로 추정 안 함).</w:t>
+        <w:t xml:space="preserve">: Wilkinson 2002 원문 "1970 US standard" 명시인데 std_pop 누락 → 1970 US로; Anderson 2008 원문 "2000 US" 명시인데 "std pop cancels"라 부정확 표기 → 2000 US로; Zahrieh 2021 Bayesian 소지역 분석으로 표준인구 미명시 → std_pop을 'not stated'로(rate 크기로 추정 안 함).</w:t>
       </w:r>
     </w:p>
     <w:p>
@@ -682,7 +682,7 @@
           <w:sz w:val="20"/>
           <w:szCs w:val="20"/>
         </w:rPr>
-        <w:t xml:space="preserve">(표준인구 재점검 후 기간도 전수 대조): Hendrick 2021(Hendrick) 원문 incidence "2014-2017"인데 2013-2017로 → 2014-2017; Cronin 2012(Cronin) 제목, 본문 "2005-2009"인데 2004-2008로 → 2005-2009; Richardson 2016(Richardson) 값 121.5/123.6이 원문 "During 2009-2013"인데 2011로 → 2009-2013. (IRR은 비율이라 불변, 기간 라벨만 정정.)</w:t>
+        <w:t xml:space="preserve">(표준인구 재점검 후 기간도 전수 대조): Hendrick 2021 원문 incidence "2014-2017"인데 2013-2017로 → 2014-2017; Cronin 2012 제목, 본문 "2005-2009"인데 2004-2008로 → 2005-2009; Richardson 2016 값 121.5/123.6이 원문 "During 2009-2013"인데 2011로 → 2009-2013. (IRR은 비율이라 불변, 기간 라벨만 정정.)</w:t>
       </w:r>
     </w:p>
     <w:p>
@@ -746,7 +746,7 @@
           <w:sz w:val="20"/>
           <w:szCs w:val="20"/>
         </w:rPr>
-        <w:t xml:space="preserve">: age-specific 8셀(Gomez 2017 young=&lt;50, 265 &lt;40/≥40, 199 &lt;40, 522 &lt;50/≥50, 146 &lt;50[20-49], 485 ≥50)을 원문 대조 → 모두 정확.</w:t>
+        <w:t xml:space="preserve">: age-specific 8셀(Gomez 2017 &lt;50, Anderson 2008 &lt;40 및 ≥40, Baquet 2008 &lt;40, Ihenacho 2023 &lt;50 및 ≥50, Xu 2024 &lt;50[20–49], Harper 2009 ≥50)을 원문 대조 → 모두 정확.</w:t>
       </w:r>
     </w:p>
     <w:p>
@@ -1013,28 +1013,28 @@
           <w:sz w:val="20"/>
           <w:szCs w:val="20"/>
         </w:rPr>
-        <w:t xml:space="preserve">(Supplementary Note 1): 해당 행은 Ellington 2022(Ellington), 182(Cronin), 49(Mills), 3267(Kem). 각 원문의 rate SE/CI 제공 여부를 확인.</w:t>
-      </w:r>
-    </w:p>
-    <w:p>
-      <w:pPr>
-        <w:pStyle w:val="ListParagraph"/>
-        <w:numPr>
-          <w:ilvl w:val="0"/>
-          <w:numId w:val="1"/>
-        </w:numPr>
-        <w:spacing w:after="80" w:line="276"/>
-      </w:pPr>
-      <w:r>
-        <w:rPr>
-          <w:rFonts w:ascii="Malgun Gothic" w:cs="Malgun Gothic" w:eastAsia="Malgun Gothic" w:hAnsi="Malgun Gothic"/>
-          <w:b/>
-          <w:bCs/>
-          <w:color w:val="000000"/>
-          <w:sz w:val="20"/>
-          <w:szCs w:val="20"/>
-        </w:rPr>
-        <w:t xml:space="preserve">Cronin 2012(Cronin)</w:t>
+        <w:t xml:space="preserve">(Supplementary Note 1): 해당 행은 Ellington 2022, Cronin 2012, Mills 2005, Kem 2007. 각 원문의 rate SE/CI 제공 여부를 확인.</w:t>
+      </w:r>
+    </w:p>
+    <w:p>
+      <w:pPr>
+        <w:pStyle w:val="ListParagraph"/>
+        <w:numPr>
+          <w:ilvl w:val="0"/>
+          <w:numId w:val="1"/>
+        </w:numPr>
+        <w:spacing w:after="80" w:line="276"/>
+      </w:pPr>
+      <w:r>
+        <w:rPr>
+          <w:rFonts w:ascii="Malgun Gothic" w:cs="Malgun Gothic" w:eastAsia="Malgun Gothic" w:hAnsi="Malgun Gothic"/>
+          <w:b/>
+          <w:bCs/>
+          <w:color w:val="000000"/>
+          <w:sz w:val="20"/>
+          <w:szCs w:val="20"/>
+        </w:rPr>
+        <w:t xml:space="preserve">Cronin 2012</w:t>
       </w:r>
       <w:r>
         <w:rPr>
@@ -1066,7 +1066,7 @@
           <w:sz w:val="20"/>
           <w:szCs w:val="20"/>
         </w:rPr>
-        <w:t xml:space="preserve">Ellington 2022(Ellington), 49(Mills), 3267(Kem)</w:t>
+        <w:t xml:space="preserve">Ellington 2022, Mills 2005, Kem 2007</w:t>
       </w:r>
       <w:r>
         <w:rPr>

--- a/meta_agents/search_v2/outputs/Feedback4_Response.docx
+++ b/meta_agents/search_v2/outputs/Feedback4_Response.docx
@@ -79,7 +79,7 @@
           <w:sz w:val="20"/>
           <w:szCs w:val="20"/>
         </w:rPr>
-        <w:t xml:space="preserve">: 진짜 IHS-PRCDA national 자료인 Melkonian 2019(breast RR 0.87 vs NHW, 원문 "Non-Hispanic white was chosen as the reference")가 AI/AN aggregate 대표가 됨. 0.56 → 0.87. 원문에 CI, case count가 없어 point estimate로 제시(근사 계산 안 함).</w:t>
+        <w:t xml:space="preserve">: 진짜 IHS-PRCDA national 자료인 Melkonian 2019(breast RR 0.87 vs NHW, 원문 "Non-Hispanic white was chosen as the reference")가 AI/AN aggregate 대표가 됨. 0.56 → 0.87. 원문이 RR을 CI 없이 직접 보고했고(directly-reported-IRR), CI를 복원할 rate CI도 case count도 없어 point estimate로 제시(근사 계산 안 함; 다른 셀의 computed CI 86개는 원문 rate CI에서 delta로 계산한 것으로, 이 재료가 없는 경우와 구분됨).</w:t>
       </w:r>
     </w:p>
     <w:p>

--- a/meta_agents/search_v2/outputs/Feedback4_Response.docx
+++ b/meta_agents/search_v2/outputs/Feedback4_Response.docx
@@ -1210,7 +1210,7 @@
           <w:sz w:val="20"/>
           <w:szCs w:val="20"/>
         </w:rPr>
-        <w:t xml:space="preserve">: 대표 중 2005년 이전의 오래된 기간(Middle Eastern 1988-2004, Cambodian, Native Hawaiian 1998-2002, Hispanic-origin 1999-2001 등)이 있어, 'contemporary benchmark'라는 표현을 삭제함. 진단 기간이 셀마다 다르고 일부 대표는 2005년 이전이므로 Methods는 대표값을 더 이상 'contemporary'로 규정하지 않음.</w:t>
+        <w:t xml:space="preserve">: 대표 추정치의 진단 기간이 셀마다 다르고 일부는 2005년 이전(예: Middle Eastern 1988-2004, Cambodian·Native Hawaiian 1998-2002, Hispanic-origin 1999-2001, 일부 age 셀 1975-2004)이어서, Methods에서 대표값을 'contemporary benchmark'로 규정하던 표현을 삭제함.</w:t>
       </w:r>
     </w:p>
     <w:p>

--- a/meta_agents/search_v2/outputs/Feedback4_Response.docx
+++ b/meta_agents/search_v2/outputs/Feedback4_Response.docx
@@ -1376,29 +1376,7 @@
           <w:sz w:val="20"/>
           <w:szCs w:val="20"/>
         </w:rPr>
-        <w:t xml:space="preserve"> 재검토는 제외편 전수를 대상으로 했다 — 명시적 키워드 필터를 </w:t>
-      </w:r>
-      <w:r>
-        <w:rPr>
-          <w:rFonts w:ascii="Malgun Gothic" w:cs="Malgun Gothic" w:eastAsia="Malgun Gothic" w:hAnsi="Malgun Gothic"/>
-          <w:b/>
-          <w:bCs/>
-          <w:color w:val="000000"/>
-          <w:sz w:val="20"/>
-          <w:szCs w:val="20"/>
-        </w:rPr>
-        <w:t xml:space="preserve">5개 중 4개 이상 신호</w:t>
-      </w:r>
-      <w:r>
-        <w:rPr>
-          <w:rFonts w:ascii="Malgun Gothic" w:cs="Malgun Gothic" w:eastAsia="Malgun Gothic" w:hAnsi="Malgun Gothic"/>
-          <w:b w:val="false"/>
-          <w:bCs w:val="false"/>
-          <w:color w:val="000000"/>
-          <w:sz w:val="20"/>
-          <w:szCs w:val="20"/>
-        </w:rPr>
-        <w:t xml:space="preserve">(유방암 필수 + 발생률어[age-adjusted rate·IRR·SIR·per 100,000]·인종/민족·미국 맥락·레지스트리/population-based 중 3개 이상)로 제외 전수에 걸어, 다섯 신호가 모두 있는 183편과 한 신호만 빠진 478편을 기계 추출하고 그 초록을 전편 정독했다. 각 편의 overlap/중복 여부는 전문(full text)으로 판정했으며, 잘못 제외된 것으로 확인해 </w:t>
+        <w:t xml:space="preserve"> 재검토는 제외편 전수를 대상으로 했다 — 5개 신호(유방암[필수], 발생률어[age-adjusted rate·IRR·SIR·per 100,000], 인종/민족, 미국 맥락, 레지스트리/population-based)를 초록에 건 명시적 키워드 필터로, 다섯 신호가 모두 있는 183편과 네 신호만 있는(한 신호 누락) 478편을 기계 추출해 그 초록을 전편 정독했다. 각 편의 overlap/중복 여부는 전문(full text)으로 판정했으며, 잘못 제외된 것으로 확인해 </w:t>
       </w:r>
       <w:r>
         <w:rPr>
@@ -1552,7 +1530,7 @@
           <w:sz w:val="20"/>
           <w:szCs w:val="20"/>
         </w:rPr>
-        <w:t xml:space="preserve">이었다 — 대다수가 사망/생존·비미국(라틴아메리카·이스라엘·캐나다 등)·위험요인/유전·검진접근· 이차암 SIR 연구였고, 주제상 근접한 소수(캘리포니아 AANHPI 이웃 SES별 발생률, 뉴멕시코 AI/Hispanic/NHW 추세, NPCR-SEER TNBC 주별 변이 등)는 전부 학회 초록(사전지정 문헌유형 제외 대상)이거나 이미 포함된 SEER/NPCR registry family와 중복이었다(4차 재검토에서 보류했던 rec 1027 메인 주 AYA도 전문 재확인 결과 비히스패닉 백인 단일군을 전국값과 비교해 인종 간 비교가 없어 부적격 확정). 단일선별의 잔여 false-negative를 한계로 명시한다 — ≥4 완화로 한 신호가 초록에 빠진 표-전용 보고(예: 발생률어가 초록에 없는 3720, US 신호가 초록에 없는 2609)까지 회수했으므로, 남는 사각지대는 </w:t>
+        <w:t xml:space="preserve">이었다 — 대다수가 사망/생존·비미국(라틴아메리카·이스라엘·캐나다 등)·위험요인/유전·검진접근· 이차암 SIR 연구였고, 주제상 근접한 소수(캘리포니아 AANHPI 이웃 SES별 발생률, 뉴멕시코 AI/Hispanic/NHW 추세, NPCR-SEER TNBC 주별 변이 등)는 전부 학회 초록(사전지정 문헌유형 제외 대상)이거나 이미 포함된 SEER/NPCR registry family와 중복이었다(4차 재검토에서 보류했던 Maine 주 AYA 연구도 전문 재확인 결과 비히스패닉 백인 단일군을 전국값과 비교해 인종 간 비교가 없어 부적격 확정). 단일선별의 잔여 false-negative를 한계로 명시한다 — ≥4 완화로 한 신호가 초록에 빠진 표-전용 보고(예: 발생률어가 초록에 없는 Hossain 2019, US 신호가 초록에 없는 Krieger 2018)까지 회수했으므로, 남는 사각지대는 </w:t>
       </w:r>
       <w:r>
         <w:rPr>

--- a/meta_agents/search_v2/outputs/Feedback4_Response.docx
+++ b/meta_agents/search_v2/outputs/Feedback4_Response.docx
@@ -1530,7 +1530,7 @@
           <w:sz w:val="20"/>
           <w:szCs w:val="20"/>
         </w:rPr>
-        <w:t xml:space="preserve">이었다 — 대다수가 사망/생존·비미국(라틴아메리카·이스라엘·캐나다 등)·위험요인/유전·검진접근· 이차암 SIR 연구였고, 주제상 근접한 소수(캘리포니아 AANHPI 이웃 SES별 발생률, 뉴멕시코 AI/Hispanic/NHW 추세, NPCR-SEER TNBC 주별 변이 등)는 전부 학회 초록(사전지정 문헌유형 제외 대상)이거나 이미 포함된 SEER/NPCR registry family와 중복이었다(4차 재검토에서 보류했던 Maine 주 AYA 연구도 전문 재확인 결과 비히스패닉 백인 단일군을 전국값과 비교해 인종 간 비교가 없어 부적격 확정). 단일선별의 잔여 false-negative를 한계로 명시한다 — ≥4 완화로 한 신호가 초록에 빠진 표-전용 보고(예: 발생률어가 초록에 없는 Hossain 2019, US 신호가 초록에 없는 Krieger 2018)까지 회수했으므로, 남는 사각지대는 </w:t>
+        <w:t xml:space="preserve">이었다 — 대다수가 사망/생존·비미국(라틴아메리카·이스라엘·캐나다 등)·위험요인/유전·검진접근· 이차암 SIR 연구였고, 주제상 근접한 소수(캘리포니아 AANHPI 이웃 SES별 발생률, 뉴멕시코 AI/Hispanic/NHW 추세, NPCR-SEER TNBC 주별 변이 등)는 전부 학회 초록(사전지정 문헌유형 제외 대상)이거나 이미 포함된 SEER/NPCR registry family와 중복이었다(4차 재검토에서 보류했던 Maine 주 청소년·젊은 성인(AYA, 15–39세) 연구도 전문 재확인 결과 비히스패닉 백인 단일군을 전국값과 비교해 인종 간 비교가 없어 부적격 확정). 단일선별의 잔여 false-negative를 한계로 명시한다 — ≥4 완화로 한 신호가 초록에 빠진 표-전용 보고(예: 발생률어가 초록에 없는 Hossain 2019, US 신호가 초록에 없는 Krieger 2018)까지 회수했으므로, 남는 사각지대는 </w:t>
       </w:r>
       <w:r>
         <w:rPr>

--- a/meta_agents/search_v2/outputs/Feedback4_Response.docx
+++ b/meta_agents/search_v2/outputs/Feedback4_Response.docx
@@ -1530,7 +1530,7 @@
           <w:sz w:val="20"/>
           <w:szCs w:val="20"/>
         </w:rPr>
-        <w:t xml:space="preserve">이었다 — 대다수가 사망/생존·비미국(라틴아메리카·이스라엘·캐나다 등)·위험요인/유전·검진접근· 이차암 SIR 연구였고, 주제상 근접한 소수(캘리포니아 AANHPI 이웃 SES별 발생률, 뉴멕시코 AI/Hispanic/NHW 추세, NPCR-SEER TNBC 주별 변이 등)는 전부 학회 초록(사전지정 문헌유형 제외 대상)이거나 이미 포함된 SEER/NPCR registry family와 중복이었다(4차 재검토에서 보류했던 Maine 주 청소년·젊은 성인(AYA, 15–39세) 연구도 전문 재확인 결과 비히스패닉 백인 단일군을 전국값과 비교해 인종 간 비교가 없어 부적격 확정). 단일선별의 잔여 false-negative를 한계로 명시한다 — ≥4 완화로 한 신호가 초록에 빠진 표-전용 보고(예: 발생률어가 초록에 없는 Hossain 2019, US 신호가 초록에 없는 Krieger 2018)까지 회수했으므로, 남는 사각지대는 </w:t>
+        <w:t xml:space="preserve">이었다 — 대다수가 사망/생존·비미국(라틴아메리카·이스라엘·캐나다 등)·위험요인/유전·검진접근· 이차암 SIR 연구였고, 주제상 근접한 소수(캘리포니아 AANHPI 이웃 SES별 발생률, 뉴멕시코 AI/Hispanic/NHW 추세, NPCR-SEER TNBC 주별 변이 등)는 전부 학회 초록(사전지정 문헌유형 제외 대상)이거나 이미 포함된 SEER/NPCR registry family와 중복이었다(4차 재검토에서 보류했던 Maine 주 청소년·젊은 성인(AYA, 15–39세) 연구도 전문 재확인 결과 비히스패닉 백인 단일군을 전국값과 비교해 인종 간 비교가 없어 부적격 확정). 단일선별의 잔여 false-negative를 한계로 명시한다 — 남는 사각지대는 </w:t>
       </w:r>
       <w:r>
         <w:rPr>
@@ -1552,7 +1552,7 @@
           <w:sz w:val="20"/>
           <w:szCs w:val="20"/>
         </w:rPr>
-        <w:t xml:space="preserve">로 좁혀지며, 독립 이중선별은 미시행이다. 포함군 내 재검증에서도 이미지표를 다시 확인해 narrative→quant 4편 (Shoemaker 2018, Lee Argov 2024, Zahnd 2019, Du 2022)을 재분류했다.</w:t>
+        <w:t xml:space="preserve">이며, 독립 이중선별은 미시행이다. 포함군 내 재검증에서도 이미지표를 다시 확인해 narrative→quant 4편 (Shoemaker 2018, Lee Argov 2024, Zahnd 2019, Du 2022)을 재분류했다.</w:t>
       </w:r>
     </w:p>
     <w:p>

--- a/meta_agents/search_v2/outputs/Feedback4_Response.docx
+++ b/meta_agents/search_v2/outputs/Feedback4_Response.docx
@@ -1584,7 +1584,7 @@
           <w:sz w:val="20"/>
           <w:szCs w:val="20"/>
         </w:rPr>
-        <w:t xml:space="preserve">: 자리표시자를 CRD42023437049(저자 제공)로 교체. 사전 프로토콜(질문, 검색, 적격기준, 중복처리, quant/narrative 분리)과 등록 후 개발, 정련한 사후 변경(analytic-cell 대표값 프레임, provenance tier, 커버리지 규칙, AI/AN IHS 우선, 수용체 아형, 연령 셀, 4개 민감도, narrative→quant 4편 재분류)을 구분 명시. Abstract에도 등록번호 추가.</w:t>
+        <w:t xml:space="preserve">: 자리표시자를 CRD42023437049(저자 제공)로 교체. 사전 프로토콜(질문, 검색, 적격기준, 중복처리, quant/narrative 분리)과 등록 후 개발, 정련한 사후 변경(analytic-cell 대표값 프레임, provenance tier, 커버리지 규칙, AI/AN IHS 우선, 수용체 아형, 연령 셀, 4개 민감도)을 구분 명시. Abstract에도 등록번호 추가.</w:t>
       </w:r>
     </w:p>
     <w:p>

--- a/meta_agents/search_v2/outputs/Feedback4_Response.docx
+++ b/meta_agents/search_v2/outputs/Feedback4_Response.docx
@@ -383,7 +383,7 @@
           <w:sz w:val="20"/>
           <w:szCs w:val="20"/>
         </w:rPr>
-        <w:t xml:space="preserve">: registry 명칭이 아니라 registry family + 지역 + 관찰기간 + 대상 인구로 겹침을 판정(Supplementary Table 4에 registry, region, period, group을 함께 표기해 셀 내 overlap을 확인).</w:t>
+        <w:t xml:space="preserve">: registry 명칭이 아니라 registry family + 지역 + 관찰기간 + 대상 인구로 겹침을 판정(Supplementary Table 4에 registry family, group, analytic dimension, comparator, period, standard population을 함께 표기해 셀 내 overlap을 확인; 지역·연령대는 group·dimension에 반영).</w:t>
       </w:r>
     </w:p>
     <w:p>

--- a/meta_agents/search_v2/outputs/Feedback4_Response.docx
+++ b/meta_agents/search_v2/outputs/Feedback4_Response.docx
@@ -1322,7 +1322,7 @@
           <w:sz w:val="20"/>
           <w:szCs w:val="20"/>
         </w:rPr>
-        <w:t xml:space="preserve">: 6개 주제로 분류(제목, 집단, outcome 키워드) — Molecular subtype/histology 28, Geography/region 24, Age/early-onset 20, SES/screening 9, Nativity/immigrant 8, Time trends 9, Other(subgroup-descriptive) 20 (합 118). Results의 narrative 소절을 주제별 서술로 재작성(각 주제의 소견을 정량결과와 대조)하고, Supplementary Table 2를 주제별로 그룹화(각 연구에 PMID/DOI 부여)해 근거연구를 연결.</w:t>
+        <w:t xml:space="preserve">: 6개 주제로 분류(제목, 집단, outcome 키워드) — Molecular subtype/histology 28, Geography/region 24, Age/early-onset 20, SES/screening 9, Nativity/immigrant 8, Time trends 8, Other(subgroup-descriptive) 21 (합 118). Results의 narrative 소절을 주제별 서술로 재작성(각 주제의 소견을 정량결과와 대조)하고, Supplementary Table 2를 주제별로 그룹화(각 연구에 PMID/DOI 부여)해 근거연구를 연결.</w:t>
       </w:r>
     </w:p>
     <w:p>

--- a/meta_agents/search_v2/outputs/Feedback4_Response.docx
+++ b/meta_agents/search_v2/outputs/Feedback4_Response.docx
@@ -2,6 +2,33 @@
 <file path=word/document.xml><?xml version="1.0" encoding="utf-8"?>
 <w:document xmlns:wpc="http://schemas.microsoft.com/office/word/2010/wordprocessingCanvas" xmlns:mc="http://schemas.openxmlformats.org/markup-compatibility/2006" xmlns:o="urn:schemas-microsoft-com:office:office" xmlns:r="http://schemas.openxmlformats.org/officeDocument/2006/relationships" xmlns:m="http://schemas.openxmlformats.org/officeDocument/2006/math" xmlns:v="urn:schemas-microsoft-com:vml" xmlns:wp14="http://schemas.microsoft.com/office/word/2010/wordprocessingDrawing" xmlns:wp="http://schemas.openxmlformats.org/drawingml/2006/wordprocessingDrawing" xmlns:w10="urn:schemas-microsoft-com:office:word" xmlns:w="http://schemas.openxmlformats.org/wordprocessingml/2006/main" xmlns:w14="http://schemas.microsoft.com/office/word/2010/wordml" xmlns:w15="http://schemas.microsoft.com/office/word/2012/wordml" xmlns:wpg="http://schemas.microsoft.com/office/word/2010/wordprocessingGroup" xmlns:wpi="http://schemas.microsoft.com/office/word/2010/wordprocessingInk" xmlns:wne="http://schemas.microsoft.com/office/word/2006/wordml" xmlns:wps="http://schemas.microsoft.com/office/word/2010/wordprocessingShape" xmlns:cx="http://schemas.microsoft.com/office/drawing/2014/chartex" xmlns:cx1="http://schemas.microsoft.com/office/drawing/2015/9/8/chartex" xmlns:cx2="http://schemas.microsoft.com/office/drawing/2015/10/21/chartex" xmlns:cx3="http://schemas.microsoft.com/office/drawing/2016/5/9/chartex" xmlns:cx4="http://schemas.microsoft.com/office/drawing/2016/5/10/chartex" xmlns:cx5="http://schemas.microsoft.com/office/drawing/2016/5/11/chartex" xmlns:cx6="http://schemas.microsoft.com/office/drawing/2016/5/12/chartex" xmlns:cx7="http://schemas.microsoft.com/office/drawing/2016/5/13/chartex" xmlns:cx8="http://schemas.microsoft.com/office/drawing/2016/5/14/chartex" xmlns:aink="http://schemas.microsoft.com/office/drawing/2016/ink" xmlns:am3d="http://schemas.microsoft.com/office/drawing/2017/model3d" xmlns:w16cex="http://schemas.microsoft.com/office/word/2018/wordml/cex" xmlns:w16cid="http://schemas.microsoft.com/office/word/2016/wordml/cid" xmlns:w16="http://schemas.microsoft.com/office/word/2018/wordml" xmlns:w16sdtdh="http://schemas.microsoft.com/office/word/2020/wordml/sdtdatahash" xmlns:w16se="http://schemas.microsoft.com/office/word/2015/wordml/symex" mc:Ignorable="w14 w15 wp14">
   <w:body>
+    <w:p>
+      <w:pPr>
+        <w:spacing w:after="120" w:line="276"/>
+      </w:pPr>
+      <w:r>
+        <w:rPr>
+          <w:rFonts w:ascii="Malgun Gothic" w:cs="Malgun Gothic" w:eastAsia="Malgun Gothic" w:hAnsi="Malgun Gothic"/>
+          <w:b/>
+          <w:bCs/>
+          <w:color w:val="000000"/>
+          <w:sz w:val="20"/>
+          <w:szCs w:val="20"/>
+        </w:rPr>
+        <w:t xml:space="preserve">재스크리닝에 따른 카운트 변화(대표 결과값은 불변)</w:t>
+      </w:r>
+      <w:r>
+        <w:rPr>
+          <w:rFonts w:ascii="Malgun Gothic" w:cs="Malgun Gothic" w:eastAsia="Malgun Gothic" w:hAnsi="Malgun Gothic"/>
+          <w:b w:val="false"/>
+          <w:bCs w:val="false"/>
+          <w:color w:val="000000"/>
+          <w:sz w:val="20"/>
+          <w:szCs w:val="20"/>
+        </w:rPr>
+        <w:t xml:space="preserve">: 제외편 전수를 명시적 키워드 필터로 재검토해 14편을 회수하면서 included 162→176, quant 52→58, narrative 110→118로 늘었다. 회수분(quant 6·narrative 8)은 전부 overlap/sensitivity 또는 narrative synthesis로 편입되어 국가대표 85셀·23연구, Table 1, 헤드라인 aggregate IRR(Hispanic 0.72·AANHPI 0.77·AI/AN 0.87·NHB 0.93, NHB TNBC 1.95)은 바뀌지 않았고, 추출 estimate 수만 증가했다(최종 218). 아래 각 항목의 카운트는 이 재스크리닝 반영 후 최종값이다.</w:t>
+      </w:r>
+    </w:p>
     <w:p>
       <w:pPr>
         <w:spacing w:after="120" w:before="260"/>

--- a/meta_agents/search_v2/outputs/Feedback4_Response.docx
+++ b/meta_agents/search_v2/outputs/Feedback4_Response.docx
@@ -26,7 +26,7 @@
           <w:sz w:val="20"/>
           <w:szCs w:val="20"/>
         </w:rPr>
-        <w:t xml:space="preserve">: 제외편 전수를 명시적 키워드 필터로 재검토해 14편을 회수하면서 included 162→176, quant 52→58, narrative 110→118로 늘었다. 회수분(quant 6·narrative 8)은 전부 overlap/sensitivity 또는 narrative synthesis로 편입되어 국가대표 85셀·23연구, Table 1, 헤드라인 aggregate IRR(Hispanic 0.72·AANHPI 0.77·AI/AN 0.87·NHB 0.93, NHB TNBC 1.95)은 바뀌지 않았고, 추출 estimate 수만 증가했다(최종 218). 아래 각 항목의 카운트는 이 재스크리닝 반영 후 최종값이다.</w:t>
+        <w:t xml:space="preserve">: 제외편 전수를 명시적 키워드 필터로 재검토해 14편을 회수하면서 included 162→176, quant 52→58, narrative 110→118로 늘었다. 회수분(quant 6·narrative 8)은 전부 overlap/sensitivity 또는 narrative synthesis로 편입되어 국가대표 85셀·23연구, Table 1, 헤드라인 aggregate IRR(Hispanic 0.72·AANHPI 0.77·AI/AN 0.87·NHB 0.93, NHB TNBC 1.95)은 바뀌지 않았고, 추출 estimate 수만 증가했다(최종 218). 아래 각 항목의 카운트는 이 재스크리닝 반영 후 최종값이며, 재스크리닝 방법과 회수 17편의 상세 내역은 6번 항목(②)에 있다.</w:t>
       </w:r>
     </w:p>
     <w:p>

--- a/meta_agents/search_v2/outputs/Feedback4_Response.docx
+++ b/meta_agents/search_v2/outputs/Feedback4_Response.docx
@@ -26,7 +26,7 @@
           <w:sz w:val="20"/>
           <w:szCs w:val="20"/>
         </w:rPr>
-        <w:t xml:space="preserve">: 제외편 전수를 명시적 키워드 필터로 재검토해 14편을 회수하면서 included 162→176, quant 52→58, narrative 110→118로 늘었다. 회수분(quant 6·narrative 8)은 전부 overlap/sensitivity 또는 narrative synthesis로 편입되어 국가대표 85셀·23연구, Table 1, 헤드라인 aggregate IRR(Hispanic 0.72·AANHPI 0.77·AI/AN 0.87·NHB 0.93, NHB TNBC 1.95)은 바뀌지 않았고, 추출 estimate 수만 증가했다(최종 218). 아래 각 항목의 카운트는 이 재스크리닝 반영 후 최종값이며, 재스크리닝 방법과 회수 17편의 상세 내역은 6번 항목(②)에 있다.</w:t>
+        <w:t xml:space="preserve">: 제외편 전수를 명시적 키워드 필터로 재검토하여 14편을 회수하면서 included 162→176, quant 52→58, narrative 110→118로 늘었습니다. 회수분(quant 6·narrative 8)은 전부 overlap/sensitivity 또는 narrative synthesis로 편입되어 국가대표 85셀·23연구, Table 1, 헤드라인 aggregate IRR(Hispanic 0.72·AANHPI 0.77·AI/AN 0.87·NHB 0.93, NHB TNBC 1.95)은 바뀌지 않았고, 추출 estimate 수만 증가했습니다(최종 218). 아래 각 항목의 카운트는 이 재스크리닝 반영 후 최종값이며, 재스크리닝 방법과 회수 17편의 상세 내역은 6번 항목(②)에 있습니다.</w:t>
       </w:r>
     </w:p>
     <w:p>
